--- a/sistemas_operativos/unidad_1/practica3/practica3.docx
+++ b/sistemas_operativos/unidad_1/practica3/practica3.docx
@@ -381,11 +381,6 @@
     </w:p>
     <w:p>
       <w:pPr>
-        <w:pStyle w:val="ListParagraph"/>
-        <w:numPr>
-          <w:ilvl w:val="0"/>
-          <w:numId w:val="6"/>
-        </w:numPr>
         <w:rPr>
           <w:rFonts w:ascii="Arial" w:hAnsi="Arial" w:cs="Arial"/>
         </w:rPr>
@@ -395,7 +390,80 @@
           <w:rFonts w:ascii="Arial" w:hAnsi="Arial" w:cs="Arial"/>
         </w:rPr>
         <w:lastRenderedPageBreak/>
-        <w:t>Cree un directorio llamado filtros en su home directory</w:t>
+        <w:t xml:space="preserve">Unix tiene varios filtros que nos permiten seleccionar la información contenido en un archivo de a cuerdo a criterios establecidos con expresiones regulares. </w:t>
+      </w:r>
+    </w:p>
+    <w:p>
+      <w:pPr>
+        <w:rPr>
+          <w:rFonts w:ascii="Arial" w:hAnsi="Arial" w:cs="Arial"/>
+        </w:rPr>
+      </w:pPr>
+      <w:r>
+        <w:rPr>
+          <w:rFonts w:ascii="Arial" w:hAnsi="Arial" w:cs="Arial"/>
+        </w:rPr>
+        <w:t>U</w:t>
+      </w:r>
+      <w:r>
+        <w:rPr>
+          <w:rFonts w:ascii="Arial" w:hAnsi="Arial" w:cs="Arial"/>
+        </w:rPr>
+        <w:t>na expresión regular en Unix se compone de forma similar a una expresión aritmética. La unidad mínima para construir una expresión regular es un carácter. Los números y las letras se representan a sí mismos; existen algunos caracteres que se combinan para formar patrones</w:t>
+      </w:r>
+    </w:p>
+    <w:p>
+      <w:pPr>
+        <w:rPr>
+          <w:rFonts w:ascii="Arial" w:hAnsi="Arial" w:cs="Arial"/>
+        </w:rPr>
+      </w:pPr>
+      <w:r>
+        <w:rPr>
+          <w:rFonts w:ascii="Arial" w:hAnsi="Arial" w:cs="Arial"/>
+        </w:rPr>
+        <w:t xml:space="preserve">Se tienen “comandos” por asi decir que le indican a la terminal que filtro queremos aplicar en una expresión regular como </w:t>
+      </w:r>
+      <w:r>
+        <w:rPr>
+          <w:rFonts w:ascii="Arial" w:hAnsi="Arial" w:cs="Arial"/>
+          <w:b/>
+          <w:bCs/>
+        </w:rPr>
+        <w:t>^</w:t>
+      </w:r>
+      <w:r>
+        <w:rPr>
+          <w:rFonts w:ascii="Arial" w:hAnsi="Arial" w:cs="Arial"/>
+          <w:b/>
+          <w:bCs/>
+        </w:rPr>
+        <w:t xml:space="preserve">&lt;expresión&gt; </w:t>
+      </w:r>
+      <w:r>
+        <w:rPr>
+          <w:rFonts w:ascii="Arial" w:hAnsi="Arial" w:cs="Arial"/>
+        </w:rPr>
+        <w:t xml:space="preserve">le indica que lo que busque debería de empezar con la expresión dada. </w:t>
+      </w:r>
+      <w:r>
+        <w:rPr>
+          <w:rFonts w:ascii="Arial" w:hAnsi="Arial" w:cs="Arial"/>
+        </w:rPr>
+        <w:t xml:space="preserve">Puede ser una palabra, números, un rango de estos. Etc. </w:t>
+      </w:r>
+    </w:p>
+    <w:p>
+      <w:pPr>
+        <w:rPr>
+          <w:rFonts w:ascii="Arial" w:hAnsi="Arial" w:cs="Arial"/>
+        </w:rPr>
+      </w:pPr>
+      <w:r>
+        <w:rPr>
+          <w:rFonts w:ascii="Arial" w:hAnsi="Arial" w:cs="Arial"/>
+        </w:rPr>
+        <w:t xml:space="preserve">Tenemos estos: </w:t>
       </w:r>
     </w:p>
     <w:p>
@@ -409,10 +477,10 @@
           <w:rFonts w:ascii="Arial" w:hAnsi="Arial" w:cs="Arial"/>
         </w:rPr>
         <w:drawing>
-          <wp:inline distT="0" distB="0" distL="0" distR="0" wp14:anchorId="59E1AE15" wp14:editId="7DF599CF">
-            <wp:extent cx="4345940" cy="978654"/>
-            <wp:effectExtent l="0" t="0" r="0" b="0"/>
-            <wp:docPr id="1" name="Picture 1"/>
+          <wp:inline distT="0" distB="0" distL="0" distR="0" wp14:anchorId="4485D08C" wp14:editId="5AB94B32">
+            <wp:extent cx="4874513" cy="2095500"/>
+            <wp:effectExtent l="0" t="0" r="2540" b="0"/>
+            <wp:docPr id="2" name="Picture 2"/>
             <wp:cNvGraphicFramePr>
               <a:graphicFrameLocks xmlns:a="http://schemas.openxmlformats.org/drawingml/2006/main" noChangeAspect="1"/>
             </wp:cNvGraphicFramePr>
@@ -432,7 +500,7 @@
                   <pic:spPr>
                     <a:xfrm>
                       <a:off x="0" y="0"/>
-                      <a:ext cx="4374888" cy="985173"/>
+                      <a:ext cx="4886796" cy="2100780"/>
                     </a:xfrm>
                     <a:prstGeom prst="rect">
                       <a:avLst/>
@@ -447,6 +515,202 @@
     </w:p>
     <w:p>
       <w:pPr>
+        <w:rPr>
+          <w:rFonts w:ascii="Arial" w:hAnsi="Arial" w:cs="Arial"/>
+          <w:b/>
+          <w:bCs/>
+        </w:rPr>
+      </w:pPr>
+      <w:r>
+        <w:rPr>
+          <w:rFonts w:ascii="Arial" w:hAnsi="Arial" w:cs="Arial"/>
+          <w:b/>
+          <w:bCs/>
+        </w:rPr>
+        <w:t xml:space="preserve">Comandos utilizados para filtras información hacia la salida estándar (terminal </w:t>
+      </w:r>
+      <w:r>
+        <w:rPr>
+          <w:rFonts w:ascii="Arial" w:hAnsi="Arial" w:cs="Arial"/>
+          <w:b/>
+          <w:bCs/>
+        </w:rPr>
+        <w:t>- pantalla</w:t>
+      </w:r>
+      <w:r>
+        <w:rPr>
+          <w:rFonts w:ascii="Arial" w:hAnsi="Arial" w:cs="Arial"/>
+          <w:b/>
+          <w:bCs/>
+        </w:rPr>
+        <w:t xml:space="preserve">) </w:t>
+      </w:r>
+    </w:p>
+    <w:p>
+      <w:pPr>
+        <w:rPr>
+          <w:rFonts w:ascii="Arial" w:hAnsi="Arial" w:cs="Arial"/>
+        </w:rPr>
+      </w:pPr>
+      <w:r>
+        <w:rPr>
+          <w:rFonts w:ascii="Arial" w:hAnsi="Arial" w:cs="Arial"/>
+          <w:b/>
+          <w:bCs/>
+        </w:rPr>
+        <w:t xml:space="preserve">Sort: </w:t>
+      </w:r>
+      <w:r>
+        <w:rPr>
+          <w:rFonts w:ascii="Arial" w:hAnsi="Arial" w:cs="Arial"/>
+        </w:rPr>
+        <w:t xml:space="preserve">comando utilizado para ordenar líneas de texto en archivo o entradas estándar, su principal función es </w:t>
+      </w:r>
+      <w:r>
+        <w:rPr>
+          <w:rFonts w:ascii="Arial" w:hAnsi="Arial" w:cs="Arial"/>
+        </w:rPr>
+        <w:t>ordenar</w:t>
+      </w:r>
+      <w:r>
+        <w:rPr>
+          <w:rFonts w:ascii="Arial" w:hAnsi="Arial" w:cs="Arial"/>
+        </w:rPr>
+        <w:t xml:space="preserve"> datos de forma </w:t>
+      </w:r>
+      <w:r>
+        <w:rPr>
+          <w:rFonts w:ascii="Arial" w:hAnsi="Arial" w:cs="Arial"/>
+        </w:rPr>
+        <w:t>alfabética</w:t>
+      </w:r>
+      <w:r>
+        <w:rPr>
+          <w:rFonts w:ascii="Arial" w:hAnsi="Arial" w:cs="Arial"/>
+        </w:rPr>
+        <w:t xml:space="preserve">, </w:t>
+      </w:r>
+      <w:r>
+        <w:rPr>
+          <w:rFonts w:ascii="Arial" w:hAnsi="Arial" w:cs="Arial"/>
+        </w:rPr>
+        <w:t>numérica</w:t>
+      </w:r>
+      <w:r>
+        <w:rPr>
+          <w:rFonts w:ascii="Arial" w:hAnsi="Arial" w:cs="Arial"/>
+        </w:rPr>
+        <w:t xml:space="preserve"> o según criterios de parámetros </w:t>
+      </w:r>
+      <w:r>
+        <w:rPr>
+          <w:rFonts w:ascii="Arial" w:hAnsi="Arial" w:cs="Arial"/>
+        </w:rPr>
+        <w:t>proporcionados</w:t>
+      </w:r>
+      <w:r>
+        <w:rPr>
+          <w:rFonts w:ascii="Arial" w:hAnsi="Arial" w:cs="Arial"/>
+        </w:rPr>
+        <w:t xml:space="preserve"> para </w:t>
+      </w:r>
+      <w:r>
+        <w:rPr>
+          <w:rFonts w:ascii="Arial" w:hAnsi="Arial" w:cs="Arial"/>
+        </w:rPr>
+        <w:t>trabajar</w:t>
+      </w:r>
+      <w:r>
+        <w:rPr>
+          <w:rFonts w:ascii="Arial" w:hAnsi="Arial" w:cs="Arial"/>
+        </w:rPr>
+        <w:t xml:space="preserve"> sobre un archivo. </w:t>
+      </w:r>
+    </w:p>
+    <w:p>
+      <w:pPr>
+        <w:rPr>
+          <w:rFonts w:ascii="Arial" w:hAnsi="Arial" w:cs="Arial"/>
+        </w:rPr>
+      </w:pPr>
+      <w:r>
+        <w:rPr>
+          <w:rFonts w:ascii="Arial" w:hAnsi="Arial" w:cs="Arial"/>
+          <w:b/>
+          <w:bCs/>
+        </w:rPr>
+        <w:t xml:space="preserve">Grep: </w:t>
+      </w:r>
+      <w:r>
+        <w:rPr>
+          <w:rFonts w:ascii="Arial" w:hAnsi="Arial" w:cs="Arial"/>
+        </w:rPr>
+        <w:t xml:space="preserve">este comando busca patrones de texto dentro de un archivo o entrada extandar, </w:t>
+      </w:r>
+      <w:r>
+        <w:rPr>
+          <w:rFonts w:ascii="Arial" w:hAnsi="Arial" w:cs="Arial"/>
+        </w:rPr>
+        <w:t xml:space="preserve">puede mostrar el resultado de la búsqueda y buscar en el archivo de diferente modo dependiendo de los parámetros que se desee. </w:t>
+      </w:r>
+    </w:p>
+    <w:p>
+      <w:pPr>
+        <w:rPr>
+          <w:rFonts w:ascii="Arial" w:hAnsi="Arial" w:cs="Arial"/>
+        </w:rPr>
+      </w:pPr>
+      <w:r>
+        <w:rPr>
+          <w:rFonts w:ascii="Arial" w:hAnsi="Arial" w:cs="Arial"/>
+          <w:b/>
+          <w:bCs/>
+        </w:rPr>
+        <w:t xml:space="preserve">Cut: </w:t>
+      </w:r>
+      <w:r>
+        <w:rPr>
+          <w:rFonts w:ascii="Arial" w:hAnsi="Arial" w:cs="Arial"/>
+        </w:rPr>
+        <w:t>se utiliza para extraer secciones específicas de cada línea de texto en archivos o entrada estándar</w:t>
+      </w:r>
+      <w:r>
+        <w:rPr>
+          <w:rFonts w:ascii="Arial" w:hAnsi="Arial" w:cs="Arial"/>
+        </w:rPr>
+        <w:t xml:space="preserve">, suele ser muy útil con archivo con un formato delimitado. </w:t>
+      </w:r>
+    </w:p>
+    <w:p>
+      <w:pPr>
+        <w:rPr>
+          <w:rFonts w:ascii="Arial" w:hAnsi="Arial" w:cs="Arial"/>
+        </w:rPr>
+      </w:pPr>
+    </w:p>
+    <w:p>
+      <w:pPr>
+        <w:rPr>
+          <w:rFonts w:ascii="Arial" w:hAnsi="Arial" w:cs="Arial"/>
+        </w:rPr>
+      </w:pPr>
+    </w:p>
+    <w:p>
+      <w:pPr>
+        <w:rPr>
+          <w:rFonts w:ascii="Arial" w:hAnsi="Arial" w:cs="Arial"/>
+        </w:rPr>
+      </w:pPr>
+    </w:p>
+    <w:p>
+      <w:pPr>
+        <w:rPr>
+          <w:rFonts w:ascii="Arial" w:hAnsi="Arial" w:cs="Arial"/>
+        </w:rPr>
+      </w:pPr>
+    </w:p>
+    <w:p>
+      <w:pPr>
         <w:pStyle w:val="ListParagraph"/>
         <w:numPr>
           <w:ilvl w:val="0"/>
@@ -454,30 +718,36 @@
         </w:numPr>
         <w:rPr>
           <w:rFonts w:ascii="Arial" w:hAnsi="Arial" w:cs="Arial"/>
-        </w:rPr>
-      </w:pPr>
-      <w:r>
-        <w:rPr>
-          <w:rFonts w:ascii="Arial" w:hAnsi="Arial" w:cs="Arial"/>
-        </w:rPr>
-        <w:t>. Elimine todos los permisos de este directorio, solamente usted tendrá todos los permisos.</w:t>
-      </w:r>
-    </w:p>
-    <w:p>
-      <w:pPr>
-        <w:rPr>
-          <w:rFonts w:ascii="Arial" w:hAnsi="Arial" w:cs="Arial"/>
-        </w:rPr>
-      </w:pPr>
-      <w:r>
-        <w:rPr>
-          <w:rFonts w:ascii="Arial" w:hAnsi="Arial" w:cs="Arial"/>
+          <w:b/>
+          <w:bCs/>
+        </w:rPr>
+      </w:pPr>
+      <w:r>
+        <w:rPr>
+          <w:rFonts w:ascii="Arial" w:hAnsi="Arial" w:cs="Arial"/>
+          <w:b/>
+          <w:bCs/>
+        </w:rPr>
+        <w:lastRenderedPageBreak/>
+        <w:t>Cree un directorio llamado filtros en su home directory</w:t>
+      </w:r>
+    </w:p>
+    <w:p>
+      <w:pPr>
+        <w:rPr>
+          <w:rFonts w:ascii="Arial" w:hAnsi="Arial" w:cs="Arial"/>
+        </w:rPr>
+      </w:pPr>
+      <w:r>
+        <w:rPr>
+          <w:rFonts w:ascii="Arial" w:hAnsi="Arial" w:cs="Arial"/>
+          <w:noProof/>
         </w:rPr>
         <w:drawing>
-          <wp:inline distT="0" distB="0" distL="0" distR="0" wp14:anchorId="1C0A2AE6" wp14:editId="0B428ADB">
-            <wp:extent cx="4580890" cy="1241107"/>
-            <wp:effectExtent l="0" t="0" r="0" b="0"/>
-            <wp:docPr id="5" name="Picture 5"/>
+          <wp:inline distT="0" distB="0" distL="0" distR="0" wp14:anchorId="59E1AE15" wp14:editId="24D05DEA">
+            <wp:extent cx="5921714" cy="1333500"/>
+            <wp:effectExtent l="0" t="0" r="3175" b="0"/>
+            <wp:docPr id="1" name="Picture 1"/>
             <wp:cNvGraphicFramePr>
               <a:graphicFrameLocks xmlns:a="http://schemas.openxmlformats.org/drawingml/2006/main" noChangeAspect="1"/>
             </wp:cNvGraphicFramePr>
@@ -497,7 +767,7 @@
                   <pic:spPr>
                     <a:xfrm>
                       <a:off x="0" y="0"/>
-                      <a:ext cx="4590234" cy="1243639"/>
+                      <a:ext cx="5964222" cy="1343072"/>
                     </a:xfrm>
                     <a:prstGeom prst="rect">
                       <a:avLst/>
@@ -512,6 +782,39 @@
     </w:p>
     <w:p>
       <w:pPr>
+        <w:rPr>
+          <w:rFonts w:ascii="Arial" w:hAnsi="Arial" w:cs="Arial"/>
+        </w:rPr>
+      </w:pPr>
+      <w:r>
+        <w:rPr>
+          <w:rFonts w:ascii="Arial" w:hAnsi="Arial" w:cs="Arial"/>
+        </w:rPr>
+        <w:t xml:space="preserve">Para crear carpetas/directorios en nuestra carpeta actual solo ingresamos </w:t>
+      </w:r>
+      <w:r>
+        <w:rPr>
+          <w:rFonts w:ascii="Arial" w:hAnsi="Arial" w:cs="Arial"/>
+          <w:b/>
+          <w:bCs/>
+        </w:rPr>
+        <w:t xml:space="preserve">mkdir </w:t>
+      </w:r>
+      <w:r>
+        <w:rPr>
+          <w:rFonts w:ascii="Arial" w:hAnsi="Arial" w:cs="Arial"/>
+        </w:rPr>
+        <w:t xml:space="preserve">&lt;nombre&gt; para crearlo o </w:t>
+      </w:r>
+      <w:r>
+        <w:rPr>
+          <w:rFonts w:ascii="Arial" w:hAnsi="Arial" w:cs="Arial"/>
+        </w:rPr>
+        <w:t>podemos crear a otro directorio solo asignando la ruta especifica.</w:t>
+      </w:r>
+    </w:p>
+    <w:p>
+      <w:pPr>
         <w:pStyle w:val="ListParagraph"/>
         <w:numPr>
           <w:ilvl w:val="0"/>
@@ -519,30 +822,35 @@
         </w:numPr>
         <w:rPr>
           <w:rFonts w:ascii="Arial" w:hAnsi="Arial" w:cs="Arial"/>
-        </w:rPr>
-      </w:pPr>
-      <w:r>
-        <w:rPr>
-          <w:rFonts w:ascii="Arial" w:hAnsi="Arial" w:cs="Arial"/>
-        </w:rPr>
-        <w:t>. Del directorio maestro/filtros copie el archivo nombres a su directorio filtros</w:t>
-      </w:r>
-    </w:p>
-    <w:p>
-      <w:pPr>
-        <w:rPr>
-          <w:rFonts w:ascii="Arial" w:hAnsi="Arial" w:cs="Arial"/>
-        </w:rPr>
-      </w:pPr>
-      <w:r>
-        <w:rPr>
-          <w:rFonts w:ascii="Arial" w:hAnsi="Arial" w:cs="Arial"/>
+          <w:b/>
+          <w:bCs/>
+        </w:rPr>
+      </w:pPr>
+      <w:r>
+        <w:rPr>
+          <w:rFonts w:ascii="Arial" w:hAnsi="Arial" w:cs="Arial"/>
+          <w:b/>
+          <w:bCs/>
+        </w:rPr>
+        <w:t>. Elimine todos los permisos de este directorio, solamente usted tendrá todos los permisos.</w:t>
+      </w:r>
+    </w:p>
+    <w:p>
+      <w:pPr>
+        <w:rPr>
+          <w:rFonts w:ascii="Arial" w:hAnsi="Arial" w:cs="Arial"/>
+        </w:rPr>
+      </w:pPr>
+      <w:r>
+        <w:rPr>
+          <w:rFonts w:ascii="Arial" w:hAnsi="Arial" w:cs="Arial"/>
+          <w:noProof/>
         </w:rPr>
         <w:drawing>
-          <wp:inline distT="0" distB="0" distL="0" distR="0" wp14:anchorId="2F0D058E" wp14:editId="03B4BF35">
-            <wp:extent cx="3856990" cy="1996528"/>
-            <wp:effectExtent l="0" t="0" r="0" b="3810"/>
-            <wp:docPr id="9" name="Picture 9"/>
+          <wp:inline distT="0" distB="0" distL="0" distR="0" wp14:anchorId="1C0A2AE6" wp14:editId="0B428ADB">
+            <wp:extent cx="4580890" cy="1241107"/>
+            <wp:effectExtent l="0" t="0" r="0" b="0"/>
+            <wp:docPr id="5" name="Picture 5"/>
             <wp:cNvGraphicFramePr>
               <a:graphicFrameLocks xmlns:a="http://schemas.openxmlformats.org/drawingml/2006/main" noChangeAspect="1"/>
             </wp:cNvGraphicFramePr>
@@ -562,7 +870,7 @@
                   <pic:spPr>
                     <a:xfrm>
                       <a:off x="0" y="0"/>
-                      <a:ext cx="3869694" cy="2003104"/>
+                      <a:ext cx="4590234" cy="1243639"/>
                     </a:xfrm>
                     <a:prstGeom prst="rect">
                       <a:avLst/>
@@ -581,80 +889,59 @@
           <w:rFonts w:ascii="Arial" w:hAnsi="Arial" w:cs="Arial"/>
         </w:rPr>
       </w:pPr>
-    </w:p>
-    <w:p>
-      <w:pPr>
-        <w:rPr>
-          <w:rFonts w:ascii="Arial" w:hAnsi="Arial" w:cs="Arial"/>
-        </w:rPr>
-      </w:pPr>
-    </w:p>
-    <w:p>
-      <w:pPr>
-        <w:rPr>
-          <w:rFonts w:ascii="Arial" w:hAnsi="Arial" w:cs="Arial"/>
-        </w:rPr>
-      </w:pPr>
-    </w:p>
-    <w:p>
-      <w:pPr>
-        <w:rPr>
-          <w:rFonts w:ascii="Arial" w:hAnsi="Arial" w:cs="Arial"/>
-        </w:rPr>
-      </w:pPr>
-    </w:p>
-    <w:p>
-      <w:pPr>
-        <w:rPr>
-          <w:rFonts w:ascii="Arial" w:hAnsi="Arial" w:cs="Arial"/>
-        </w:rPr>
-      </w:pPr>
-    </w:p>
-    <w:p>
-      <w:pPr>
-        <w:rPr>
-          <w:rFonts w:ascii="Arial" w:hAnsi="Arial" w:cs="Arial"/>
-        </w:rPr>
-      </w:pPr>
-    </w:p>
-    <w:p>
-      <w:pPr>
-        <w:rPr>
-          <w:rFonts w:ascii="Arial" w:hAnsi="Arial" w:cs="Arial"/>
-        </w:rPr>
-      </w:pPr>
-    </w:p>
-    <w:p>
-      <w:pPr>
-        <w:rPr>
-          <w:rFonts w:ascii="Arial" w:hAnsi="Arial" w:cs="Arial"/>
-        </w:rPr>
-      </w:pPr>
-    </w:p>
-    <w:p>
-      <w:pPr>
-        <w:rPr>
-          <w:rFonts w:ascii="Arial" w:hAnsi="Arial" w:cs="Arial"/>
-        </w:rPr>
-      </w:pPr>
-    </w:p>
-    <w:p>
-      <w:pPr>
-        <w:pStyle w:val="ListParagraph"/>
-        <w:numPr>
-          <w:ilvl w:val="0"/>
-          <w:numId w:val="6"/>
-        </w:numPr>
-        <w:rPr>
-          <w:rFonts w:ascii="Arial" w:hAnsi="Arial" w:cs="Arial"/>
-        </w:rPr>
-      </w:pPr>
-      <w:r>
-        <w:rPr>
-          <w:rFonts w:ascii="Arial" w:hAnsi="Arial" w:cs="Arial"/>
-        </w:rPr>
-        <w:lastRenderedPageBreak/>
-        <w:t>Muestre el archivo nombres ordenado en forma alfabética ascendente por apellido materno.</w:t>
+      <w:r>
+        <w:rPr>
+          <w:rFonts w:ascii="Arial" w:hAnsi="Arial" w:cs="Arial"/>
+        </w:rPr>
+        <w:t xml:space="preserve">Para otorgar los permisos a los diferntes usuarios tenemos 2 manera de hacerlo, de manera absoluto que es mediante un peso, cada permitdo </w:t>
+      </w:r>
+      <w:r>
+        <w:rPr>
+          <w:rFonts w:ascii="Arial" w:hAnsi="Arial" w:cs="Arial"/>
+          <w:b/>
+          <w:bCs/>
+        </w:rPr>
+        <w:t xml:space="preserve">R- </w:t>
+      </w:r>
+      <w:r>
+        <w:rPr>
+          <w:rFonts w:ascii="Arial" w:hAnsi="Arial" w:cs="Arial"/>
+        </w:rPr>
+        <w:t>read</w:t>
+      </w:r>
+      <w:r>
+        <w:rPr>
+          <w:rFonts w:ascii="Arial" w:hAnsi="Arial" w:cs="Arial"/>
+          <w:b/>
+          <w:bCs/>
+        </w:rPr>
+        <w:t xml:space="preserve"> W- </w:t>
+      </w:r>
+      <w:r>
+        <w:rPr>
+          <w:rFonts w:ascii="Arial" w:hAnsi="Arial" w:cs="Arial"/>
+        </w:rPr>
+        <w:t>wirte</w:t>
+      </w:r>
+      <w:r>
+        <w:rPr>
+          <w:rFonts w:ascii="Arial" w:hAnsi="Arial" w:cs="Arial"/>
+          <w:b/>
+          <w:bCs/>
+        </w:rPr>
+        <w:t xml:space="preserve"> X-</w:t>
+      </w:r>
+      <w:r>
+        <w:rPr>
+          <w:rFonts w:ascii="Arial" w:hAnsi="Arial" w:cs="Arial"/>
+        </w:rPr>
+        <w:t>excecute</w:t>
+      </w:r>
+      <w:r>
+        <w:rPr>
+          <w:rFonts w:ascii="Arial" w:hAnsi="Arial" w:cs="Arial"/>
+        </w:rPr>
+        <w:t>, donde cada permiso recibe el siguiente valor:</w:t>
       </w:r>
     </w:p>
     <w:p>
@@ -668,10 +955,10 @@
           <w:rFonts w:ascii="Arial" w:hAnsi="Arial" w:cs="Arial"/>
         </w:rPr>
         <w:drawing>
-          <wp:inline distT="0" distB="0" distL="0" distR="0" wp14:anchorId="3896F62B" wp14:editId="62D5D56F">
-            <wp:extent cx="3475990" cy="2552220"/>
-            <wp:effectExtent l="0" t="0" r="0" b="635"/>
-            <wp:docPr id="25" name="Picture 25"/>
+          <wp:inline distT="0" distB="0" distL="0" distR="0" wp14:anchorId="31419B18" wp14:editId="3CE7AC34">
+            <wp:extent cx="2724530" cy="885949"/>
+            <wp:effectExtent l="0" t="0" r="0" b="9525"/>
+            <wp:docPr id="3" name="Picture 3"/>
             <wp:cNvGraphicFramePr>
               <a:graphicFrameLocks xmlns:a="http://schemas.openxmlformats.org/drawingml/2006/main" noChangeAspect="1"/>
             </wp:cNvGraphicFramePr>
@@ -691,7 +978,7 @@
                   <pic:spPr>
                     <a:xfrm>
                       <a:off x="0" y="0"/>
-                      <a:ext cx="3484499" cy="2558467"/>
+                      <a:ext cx="2724530" cy="885949"/>
                     </a:xfrm>
                     <a:prstGeom prst="rect">
                       <a:avLst/>
@@ -706,6 +993,103 @@
     </w:p>
     <w:p>
       <w:pPr>
+        <w:rPr>
+          <w:rFonts w:ascii="Arial" w:hAnsi="Arial" w:cs="Arial"/>
+        </w:rPr>
+      </w:pPr>
+      <w:r>
+        <w:rPr>
+          <w:rFonts w:ascii="Arial" w:hAnsi="Arial" w:cs="Arial"/>
+        </w:rPr>
+        <w:t xml:space="preserve">Tenemos 3 </w:t>
+      </w:r>
+      <w:r>
+        <w:rPr>
+          <w:rFonts w:ascii="Arial" w:hAnsi="Arial" w:cs="Arial"/>
+        </w:rPr>
+        <w:t>categorías</w:t>
+      </w:r>
+      <w:r>
+        <w:rPr>
+          <w:rFonts w:ascii="Arial" w:hAnsi="Arial" w:cs="Arial"/>
+        </w:rPr>
+        <w:t xml:space="preserve">, los permisos de </w:t>
+      </w:r>
+      <w:r>
+        <w:rPr>
+          <w:rFonts w:ascii="Arial" w:hAnsi="Arial" w:cs="Arial"/>
+        </w:rPr>
+        <w:t>usuario</w:t>
+      </w:r>
+      <w:r>
+        <w:rPr>
+          <w:rFonts w:ascii="Arial" w:hAnsi="Arial" w:cs="Arial"/>
+        </w:rPr>
+        <w:t xml:space="preserve">, de grupo y otros, en numero 7 significa todos los permisos para el usuario, el dueño del archivo/ directorio y el siguiente es de grupo y el ultimo para otros, </w:t>
+      </w:r>
+      <w:r>
+        <w:rPr>
+          <w:rFonts w:ascii="Arial" w:hAnsi="Arial" w:cs="Arial"/>
+        </w:rPr>
+        <w:t xml:space="preserve">en ese caso se </w:t>
+      </w:r>
+      <w:r>
+        <w:rPr>
+          <w:rFonts w:ascii="Arial" w:hAnsi="Arial" w:cs="Arial"/>
+        </w:rPr>
+        <w:t>restringe</w:t>
+      </w:r>
+      <w:r>
+        <w:rPr>
+          <w:rFonts w:ascii="Arial" w:hAnsi="Arial" w:cs="Arial"/>
+        </w:rPr>
+        <w:t xml:space="preserve"> todo movimiento para quienes no sean el dueño del archivo. </w:t>
+      </w:r>
+    </w:p>
+    <w:p>
+      <w:pPr>
+        <w:rPr>
+          <w:rFonts w:ascii="Arial" w:hAnsi="Arial" w:cs="Arial"/>
+        </w:rPr>
+      </w:pPr>
+    </w:p>
+    <w:p>
+      <w:pPr>
+        <w:rPr>
+          <w:rFonts w:ascii="Arial" w:hAnsi="Arial" w:cs="Arial"/>
+        </w:rPr>
+      </w:pPr>
+    </w:p>
+    <w:p>
+      <w:pPr>
+        <w:rPr>
+          <w:rFonts w:ascii="Arial" w:hAnsi="Arial" w:cs="Arial"/>
+        </w:rPr>
+      </w:pPr>
+    </w:p>
+    <w:p>
+      <w:pPr>
+        <w:rPr>
+          <w:rFonts w:ascii="Arial" w:hAnsi="Arial" w:cs="Arial"/>
+        </w:rPr>
+      </w:pPr>
+    </w:p>
+    <w:p>
+      <w:pPr>
+        <w:rPr>
+          <w:rFonts w:ascii="Arial" w:hAnsi="Arial" w:cs="Arial"/>
+        </w:rPr>
+      </w:pPr>
+    </w:p>
+    <w:p>
+      <w:pPr>
+        <w:rPr>
+          <w:rFonts w:ascii="Arial" w:hAnsi="Arial" w:cs="Arial"/>
+        </w:rPr>
+      </w:pPr>
+    </w:p>
+    <w:p>
+      <w:pPr>
         <w:pStyle w:val="ListParagraph"/>
         <w:numPr>
           <w:ilvl w:val="0"/>
@@ -713,30 +1097,36 @@
         </w:numPr>
         <w:rPr>
           <w:rFonts w:ascii="Arial" w:hAnsi="Arial" w:cs="Arial"/>
-        </w:rPr>
-      </w:pPr>
-      <w:r>
-        <w:rPr>
-          <w:rFonts w:ascii="Arial" w:hAnsi="Arial" w:cs="Arial"/>
-        </w:rPr>
-        <w:t>Copie el archivo matriculas de maestro a su directorio filtros</w:t>
-      </w:r>
-    </w:p>
-    <w:p>
-      <w:pPr>
-        <w:rPr>
-          <w:rFonts w:ascii="Arial" w:hAnsi="Arial" w:cs="Arial"/>
-        </w:rPr>
-      </w:pPr>
-      <w:r>
-        <w:rPr>
-          <w:rFonts w:ascii="Arial" w:hAnsi="Arial" w:cs="Arial"/>
+          <w:b/>
+          <w:bCs/>
+        </w:rPr>
+      </w:pPr>
+      <w:r>
+        <w:rPr>
+          <w:rFonts w:ascii="Arial" w:hAnsi="Arial" w:cs="Arial"/>
+          <w:b/>
+          <w:bCs/>
+        </w:rPr>
+        <w:lastRenderedPageBreak/>
+        <w:t>. Del directorio maestro/filtros copie el archivo nombres a su directorio filtros</w:t>
+      </w:r>
+    </w:p>
+    <w:p>
+      <w:pPr>
+        <w:rPr>
+          <w:rFonts w:ascii="Arial" w:hAnsi="Arial" w:cs="Arial"/>
+        </w:rPr>
+      </w:pPr>
+      <w:r>
+        <w:rPr>
+          <w:rFonts w:ascii="Arial" w:hAnsi="Arial" w:cs="Arial"/>
+          <w:noProof/>
         </w:rPr>
         <w:drawing>
-          <wp:inline distT="0" distB="0" distL="0" distR="0" wp14:anchorId="7D75308B" wp14:editId="6B691860">
-            <wp:extent cx="3653790" cy="1684249"/>
-            <wp:effectExtent l="0" t="0" r="3810" b="0"/>
-            <wp:docPr id="22" name="Picture 22"/>
+          <wp:inline distT="0" distB="0" distL="0" distR="0" wp14:anchorId="2F0D058E" wp14:editId="03B4BF35">
+            <wp:extent cx="3856990" cy="1996528"/>
+            <wp:effectExtent l="0" t="0" r="0" b="3810"/>
+            <wp:docPr id="9" name="Picture 9"/>
             <wp:cNvGraphicFramePr>
               <a:graphicFrameLocks xmlns:a="http://schemas.openxmlformats.org/drawingml/2006/main" noChangeAspect="1"/>
             </wp:cNvGraphicFramePr>
@@ -756,7 +1146,7 @@
                   <pic:spPr>
                     <a:xfrm>
                       <a:off x="0" y="0"/>
-                      <a:ext cx="3675315" cy="1694171"/>
+                      <a:ext cx="3869694" cy="2003104"/>
                     </a:xfrm>
                     <a:prstGeom prst="rect">
                       <a:avLst/>
@@ -771,6 +1161,111 @@
     </w:p>
     <w:p>
       <w:pPr>
+        <w:rPr>
+          <w:rFonts w:ascii="Arial" w:hAnsi="Arial" w:cs="Arial"/>
+        </w:rPr>
+      </w:pPr>
+      <w:r>
+        <w:rPr>
+          <w:rFonts w:ascii="Arial" w:hAnsi="Arial" w:cs="Arial"/>
+        </w:rPr>
+        <w:t xml:space="preserve">Usando el comando </w:t>
+      </w:r>
+      <w:r>
+        <w:rPr>
+          <w:rFonts w:ascii="Arial" w:hAnsi="Arial" w:cs="Arial"/>
+          <w:b/>
+          <w:bCs/>
+        </w:rPr>
+        <w:t xml:space="preserve">cp </w:t>
+      </w:r>
+      <w:r>
+        <w:rPr>
+          <w:rFonts w:ascii="Arial" w:hAnsi="Arial" w:cs="Arial"/>
+        </w:rPr>
+        <w:t xml:space="preserve">nos permite copias archivos, este puede tener problemas si solo se usa </w:t>
+      </w:r>
+      <w:r>
+        <w:rPr>
+          <w:rFonts w:ascii="Arial" w:hAnsi="Arial" w:cs="Arial"/>
+          <w:b/>
+          <w:bCs/>
+        </w:rPr>
+        <w:t xml:space="preserve">cp </w:t>
+      </w:r>
+      <w:r>
+        <w:rPr>
+          <w:rFonts w:ascii="Arial" w:hAnsi="Arial" w:cs="Arial"/>
+        </w:rPr>
+        <w:t xml:space="preserve">para querer copiar directorios, en ese caso es necesario el parámetro </w:t>
+      </w:r>
+      <w:r>
+        <w:rPr>
+          <w:rFonts w:ascii="Arial" w:hAnsi="Arial" w:cs="Arial"/>
+          <w:b/>
+          <w:bCs/>
+        </w:rPr>
+        <w:t xml:space="preserve">-r </w:t>
+      </w:r>
+      <w:r>
+        <w:rPr>
+          <w:rFonts w:ascii="Arial" w:hAnsi="Arial" w:cs="Arial"/>
+        </w:rPr>
+        <w:t>que le dice al sistema copia todo desde el ultimo elemento, las hojas del sistema de archivo hasta el direct</w:t>
+      </w:r>
+      <w:r>
+        <w:rPr>
+          <w:rFonts w:ascii="Arial" w:hAnsi="Arial" w:cs="Arial"/>
+        </w:rPr>
+        <w:t>o</w:t>
+      </w:r>
+      <w:r>
+        <w:rPr>
+          <w:rFonts w:ascii="Arial" w:hAnsi="Arial" w:cs="Arial"/>
+        </w:rPr>
+        <w:t>r</w:t>
+      </w:r>
+      <w:r>
+        <w:rPr>
+          <w:rFonts w:ascii="Arial" w:hAnsi="Arial" w:cs="Arial"/>
+        </w:rPr>
+        <w:t>i</w:t>
+      </w:r>
+      <w:r>
+        <w:rPr>
+          <w:rFonts w:ascii="Arial" w:hAnsi="Arial" w:cs="Arial"/>
+        </w:rPr>
+        <w:t xml:space="preserve">o que le pasemos, esto permite copiar su contenido, sin el </w:t>
+      </w:r>
+      <w:r>
+        <w:rPr>
+          <w:rFonts w:ascii="Arial" w:hAnsi="Arial" w:cs="Arial"/>
+          <w:b/>
+          <w:bCs/>
+        </w:rPr>
+        <w:t xml:space="preserve">-r </w:t>
+      </w:r>
+      <w:r>
+        <w:rPr>
+          <w:rFonts w:ascii="Arial" w:hAnsi="Arial" w:cs="Arial"/>
+        </w:rPr>
+        <w:t xml:space="preserve">solo copia el nombre del directorio pero </w:t>
+      </w:r>
+      <w:r>
+        <w:rPr>
+          <w:rFonts w:ascii="Arial" w:hAnsi="Arial" w:cs="Arial"/>
+        </w:rPr>
+        <w:t>vacío</w:t>
+      </w:r>
+      <w:r>
+        <w:rPr>
+          <w:rFonts w:ascii="Arial" w:hAnsi="Arial" w:cs="Arial"/>
+        </w:rPr>
+        <w:t xml:space="preserve">. </w:t>
+      </w:r>
+    </w:p>
+    <w:p>
+      <w:pPr>
         <w:pStyle w:val="ListParagraph"/>
         <w:numPr>
           <w:ilvl w:val="0"/>
@@ -778,30 +1273,35 @@
         </w:numPr>
         <w:rPr>
           <w:rFonts w:ascii="Arial" w:hAnsi="Arial" w:cs="Arial"/>
-        </w:rPr>
-      </w:pPr>
-      <w:r>
-        <w:rPr>
-          <w:rFonts w:ascii="Arial" w:hAnsi="Arial" w:cs="Arial"/>
-        </w:rPr>
-        <w:t>Ordene el archivo matriculas por el apellido materno.</w:t>
-      </w:r>
-    </w:p>
-    <w:p>
-      <w:pPr>
-        <w:rPr>
-          <w:rFonts w:ascii="Arial" w:hAnsi="Arial" w:cs="Arial"/>
-        </w:rPr>
-      </w:pPr>
-      <w:r>
-        <w:rPr>
-          <w:rFonts w:ascii="Arial" w:hAnsi="Arial" w:cs="Arial"/>
+          <w:b/>
+          <w:bCs/>
+        </w:rPr>
+      </w:pPr>
+      <w:r>
+        <w:rPr>
+          <w:rFonts w:ascii="Arial" w:hAnsi="Arial" w:cs="Arial"/>
+          <w:b/>
+          <w:bCs/>
+        </w:rPr>
+        <w:t>Muestre el archivo nombres ordenado en forma alfabética ascendente por apellido materno.</w:t>
+      </w:r>
+    </w:p>
+    <w:p>
+      <w:pPr>
+        <w:rPr>
+          <w:rFonts w:ascii="Arial" w:hAnsi="Arial" w:cs="Arial"/>
+        </w:rPr>
+      </w:pPr>
+      <w:r>
+        <w:rPr>
+          <w:rFonts w:ascii="Arial" w:hAnsi="Arial" w:cs="Arial"/>
+          <w:noProof/>
         </w:rPr>
         <w:drawing>
-          <wp:inline distT="0" distB="0" distL="0" distR="0" wp14:anchorId="54D0D45D" wp14:editId="47CC2298">
-            <wp:extent cx="3164840" cy="2952709"/>
+          <wp:inline distT="0" distB="0" distL="0" distR="0" wp14:anchorId="3896F62B" wp14:editId="62D5D56F">
+            <wp:extent cx="3475990" cy="2552220"/>
             <wp:effectExtent l="0" t="0" r="0" b="635"/>
-            <wp:docPr id="23" name="Picture 23"/>
+            <wp:docPr id="25" name="Picture 25"/>
             <wp:cNvGraphicFramePr>
               <a:graphicFrameLocks xmlns:a="http://schemas.openxmlformats.org/drawingml/2006/main" noChangeAspect="1"/>
             </wp:cNvGraphicFramePr>
@@ -821,7 +1321,7 @@
                   <pic:spPr>
                     <a:xfrm>
                       <a:off x="0" y="0"/>
-                      <a:ext cx="3174141" cy="2961387"/>
+                      <a:ext cx="3484499" cy="2558467"/>
                     </a:xfrm>
                     <a:prstGeom prst="rect">
                       <a:avLst/>
@@ -840,6 +1340,54 @@
           <w:rFonts w:ascii="Arial" w:hAnsi="Arial" w:cs="Arial"/>
         </w:rPr>
       </w:pPr>
+      <w:r>
+        <w:rPr>
+          <w:rFonts w:ascii="Arial" w:hAnsi="Arial" w:cs="Arial"/>
+        </w:rPr>
+        <w:t xml:space="preserve">El comando </w:t>
+      </w:r>
+      <w:r>
+        <w:rPr>
+          <w:rFonts w:ascii="Arial" w:hAnsi="Arial" w:cs="Arial"/>
+          <w:b/>
+          <w:bCs/>
+        </w:rPr>
+        <w:t xml:space="preserve">sort </w:t>
+      </w:r>
+      <w:r>
+        <w:rPr>
+          <w:rFonts w:ascii="Arial" w:hAnsi="Arial" w:cs="Arial"/>
+        </w:rPr>
+        <w:t xml:space="preserve">nos permite ordenar el contenido de x archivo, usando el parámetro </w:t>
+      </w:r>
+      <w:r>
+        <w:rPr>
+          <w:rFonts w:ascii="Arial" w:hAnsi="Arial" w:cs="Arial"/>
+          <w:b/>
+          <w:bCs/>
+        </w:rPr>
+        <w:t xml:space="preserve">+n </w:t>
+      </w:r>
+      <w:r>
+        <w:rPr>
+          <w:rFonts w:ascii="Arial" w:hAnsi="Arial" w:cs="Arial"/>
+        </w:rPr>
+        <w:t>le indicamos a partir de que columna queremos ordenar, si aquí hubiera mayúsculas y minúsculas primero seria mayúsculas y después minúsculas porque toma en cuenta el valor ASCII de cada carácter para ordenar.</w:t>
+      </w:r>
+    </w:p>
+    <w:p>
+      <w:pPr>
+        <w:rPr>
+          <w:rFonts w:ascii="Arial" w:hAnsi="Arial" w:cs="Arial"/>
+        </w:rPr>
+      </w:pPr>
+    </w:p>
+    <w:p>
+      <w:pPr>
+        <w:rPr>
+          <w:rFonts w:ascii="Arial" w:hAnsi="Arial" w:cs="Arial"/>
+        </w:rPr>
+      </w:pPr>
     </w:p>
     <w:p>
       <w:pPr>
@@ -850,31 +1398,36 @@
         </w:numPr>
         <w:rPr>
           <w:rFonts w:ascii="Arial" w:hAnsi="Arial" w:cs="Arial"/>
-        </w:rPr>
-      </w:pPr>
-      <w:r>
-        <w:rPr>
-          <w:rFonts w:ascii="Arial" w:hAnsi="Arial" w:cs="Arial"/>
+          <w:b/>
+          <w:bCs/>
+        </w:rPr>
+      </w:pPr>
+      <w:r>
+        <w:rPr>
+          <w:rFonts w:ascii="Arial" w:hAnsi="Arial" w:cs="Arial"/>
+          <w:b/>
+          <w:bCs/>
         </w:rPr>
         <w:lastRenderedPageBreak/>
-        <w:t>Ordene el archivo nombresfixed por matricula</w:t>
-      </w:r>
-    </w:p>
-    <w:p>
-      <w:pPr>
-        <w:rPr>
-          <w:rFonts w:ascii="Arial" w:hAnsi="Arial" w:cs="Arial"/>
-        </w:rPr>
-      </w:pPr>
-      <w:r>
-        <w:rPr>
-          <w:rFonts w:ascii="Arial" w:hAnsi="Arial" w:cs="Arial"/>
+        <w:t>Copie el archivo matriculas de maestro a su directorio filtros</w:t>
+      </w:r>
+    </w:p>
+    <w:p>
+      <w:pPr>
+        <w:rPr>
+          <w:rFonts w:ascii="Arial" w:hAnsi="Arial" w:cs="Arial"/>
+        </w:rPr>
+      </w:pPr>
+      <w:r>
+        <w:rPr>
+          <w:rFonts w:ascii="Arial" w:hAnsi="Arial" w:cs="Arial"/>
+          <w:noProof/>
         </w:rPr>
         <w:drawing>
-          <wp:inline distT="0" distB="0" distL="0" distR="0" wp14:anchorId="119ED261" wp14:editId="634365C8">
-            <wp:extent cx="2505582" cy="3133204"/>
-            <wp:effectExtent l="0" t="0" r="9525" b="0"/>
-            <wp:docPr id="24" name="Picture 24"/>
+          <wp:inline distT="0" distB="0" distL="0" distR="0" wp14:anchorId="7D75308B" wp14:editId="10D9088C">
+            <wp:extent cx="4649271" cy="2143125"/>
+            <wp:effectExtent l="0" t="0" r="0" b="0"/>
+            <wp:docPr id="22" name="Picture 22"/>
             <wp:cNvGraphicFramePr>
               <a:graphicFrameLocks xmlns:a="http://schemas.openxmlformats.org/drawingml/2006/main" noChangeAspect="1"/>
             </wp:cNvGraphicFramePr>
@@ -894,7 +1447,7 @@
                   <pic:spPr>
                     <a:xfrm>
                       <a:off x="0" y="0"/>
-                      <a:ext cx="2517110" cy="3147620"/>
+                      <a:ext cx="4682596" cy="2158487"/>
                     </a:xfrm>
                     <a:prstGeom prst="rect">
                       <a:avLst/>
@@ -909,6 +1462,99 @@
     </w:p>
     <w:p>
       <w:pPr>
+        <w:rPr>
+          <w:rFonts w:ascii="Arial" w:hAnsi="Arial" w:cs="Arial"/>
+        </w:rPr>
+      </w:pPr>
+      <w:r>
+        <w:rPr>
+          <w:rFonts w:ascii="Arial" w:hAnsi="Arial" w:cs="Arial"/>
+        </w:rPr>
+        <w:t xml:space="preserve">Aquí de vuelve a usa el </w:t>
+      </w:r>
+      <w:r>
+        <w:rPr>
+          <w:rFonts w:ascii="Arial" w:hAnsi="Arial" w:cs="Arial"/>
+        </w:rPr>
+        <w:t>comando</w:t>
+      </w:r>
+      <w:r>
+        <w:rPr>
+          <w:rFonts w:ascii="Arial" w:hAnsi="Arial" w:cs="Arial"/>
+        </w:rPr>
+        <w:t xml:space="preserve"> </w:t>
+      </w:r>
+      <w:r>
+        <w:rPr>
+          <w:rFonts w:ascii="Arial" w:hAnsi="Arial" w:cs="Arial"/>
+          <w:b/>
+          <w:bCs/>
+        </w:rPr>
+        <w:t xml:space="preserve">cp </w:t>
+      </w:r>
+      <w:r>
+        <w:rPr>
+          <w:rFonts w:ascii="Arial" w:hAnsi="Arial" w:cs="Arial"/>
+        </w:rPr>
+        <w:t xml:space="preserve">para copiar un </w:t>
+      </w:r>
+      <w:r>
+        <w:rPr>
+          <w:rFonts w:ascii="Arial" w:hAnsi="Arial" w:cs="Arial"/>
+          <w:b/>
+          <w:bCs/>
+        </w:rPr>
+        <w:t xml:space="preserve">archivo </w:t>
+      </w:r>
+      <w:r>
+        <w:rPr>
+          <w:rFonts w:ascii="Arial" w:hAnsi="Arial" w:cs="Arial"/>
+        </w:rPr>
+        <w:t>a un directorio, si hubiera un archivo del mismo nombre &lt;</w:t>
+      </w:r>
+      <w:r>
+        <w:rPr>
+          <w:rFonts w:ascii="Arial" w:hAnsi="Arial" w:cs="Arial"/>
+          <w:b/>
+          <w:bCs/>
+        </w:rPr>
+        <w:t xml:space="preserve">matriculas&gt; </w:t>
+      </w:r>
+      <w:r>
+        <w:rPr>
+          <w:rFonts w:ascii="Arial" w:hAnsi="Arial" w:cs="Arial"/>
+        </w:rPr>
+        <w:t xml:space="preserve">remplazaría por el nuevo y lo que hubiera se perdería, para evitar eso </w:t>
+      </w:r>
+      <w:r>
+        <w:rPr>
+          <w:rFonts w:ascii="Arial" w:hAnsi="Arial" w:cs="Arial"/>
+        </w:rPr>
+        <w:t>tenemos</w:t>
+      </w:r>
+      <w:r>
+        <w:rPr>
+          <w:rFonts w:ascii="Arial" w:hAnsi="Arial" w:cs="Arial"/>
+        </w:rPr>
+        <w:t xml:space="preserve"> el parámetro </w:t>
+      </w:r>
+      <w:r>
+        <w:rPr>
+          <w:rFonts w:ascii="Arial" w:hAnsi="Arial" w:cs="Arial"/>
+          <w:b/>
+          <w:bCs/>
+        </w:rPr>
+        <w:t xml:space="preserve">-i </w:t>
+      </w:r>
+      <w:r>
+        <w:rPr>
+          <w:rFonts w:ascii="Arial" w:hAnsi="Arial" w:cs="Arial"/>
+        </w:rPr>
+        <w:t xml:space="preserve">que le indica al sistema que copiara ese archivo al directorio y pide permiso para continuar. </w:t>
+      </w:r>
+    </w:p>
+    <w:p>
+      <w:pPr>
         <w:pStyle w:val="ListParagraph"/>
         <w:numPr>
           <w:ilvl w:val="0"/>
@@ -916,62 +1562,35 @@
         </w:numPr>
         <w:rPr>
           <w:rFonts w:ascii="Arial" w:hAnsi="Arial" w:cs="Arial"/>
-        </w:rPr>
-      </w:pPr>
-      <w:r>
-        <w:rPr>
-          <w:rFonts w:ascii="Arial" w:hAnsi="Arial" w:cs="Arial"/>
-        </w:rPr>
-        <w:t>¿Qué hace el comando sort –f ?</w:t>
-      </w:r>
-    </w:p>
-    <w:p>
-      <w:pPr>
-        <w:ind w:left="360"/>
-        <w:rPr>
-          <w:rFonts w:ascii="Arial" w:hAnsi="Arial" w:cs="Arial"/>
-        </w:rPr>
-      </w:pPr>
-      <w:r>
-        <w:rPr>
-          <w:rFonts w:ascii="Arial" w:hAnsi="Arial" w:cs="Arial"/>
-        </w:rPr>
-        <w:t xml:space="preserve">Ordena el contenido del archivo sin considerar el peso de las mayúsculas y minúsculas, si hay nombres que empeizan con A = 65 ASCII y a = 97 ASCII tomas ambas del mismo valor. </w:t>
-      </w:r>
-    </w:p>
-    <w:p>
-      <w:pPr>
-        <w:pStyle w:val="ListParagraph"/>
-        <w:numPr>
-          <w:ilvl w:val="0"/>
-          <w:numId w:val="6"/>
-        </w:numPr>
-        <w:rPr>
-          <w:rFonts w:ascii="Arial" w:hAnsi="Arial" w:cs="Arial"/>
-        </w:rPr>
-      </w:pPr>
-      <w:r>
-        <w:rPr>
-          <w:rFonts w:ascii="Arial" w:hAnsi="Arial" w:cs="Arial"/>
-        </w:rPr>
-        <w:t>Ordene el archivo matriculas en forma descendente por apellido paterno.</w:t>
-      </w:r>
-    </w:p>
-    <w:p>
-      <w:pPr>
-        <w:rPr>
-          <w:rFonts w:ascii="Arial" w:hAnsi="Arial" w:cs="Arial"/>
-        </w:rPr>
-      </w:pPr>
-      <w:r>
-        <w:rPr>
-          <w:rFonts w:ascii="Arial" w:hAnsi="Arial" w:cs="Arial"/>
+          <w:b/>
+          <w:bCs/>
+        </w:rPr>
+      </w:pPr>
+      <w:r>
+        <w:rPr>
+          <w:rFonts w:ascii="Arial" w:hAnsi="Arial" w:cs="Arial"/>
+          <w:b/>
+          <w:bCs/>
+        </w:rPr>
+        <w:t>Ordene el archivo matriculas por el apellido materno.</w:t>
+      </w:r>
+    </w:p>
+    <w:p>
+      <w:pPr>
+        <w:rPr>
+          <w:rFonts w:ascii="Arial" w:hAnsi="Arial" w:cs="Arial"/>
+        </w:rPr>
+      </w:pPr>
+      <w:r>
+        <w:rPr>
+          <w:rFonts w:ascii="Arial" w:hAnsi="Arial" w:cs="Arial"/>
+          <w:noProof/>
         </w:rPr>
         <w:drawing>
-          <wp:inline distT="0" distB="0" distL="0" distR="0" wp14:anchorId="216A818D" wp14:editId="715468DB">
-            <wp:extent cx="3691890" cy="3150089"/>
-            <wp:effectExtent l="0" t="0" r="3810" b="0"/>
-            <wp:docPr id="26" name="Picture 26"/>
+          <wp:inline distT="0" distB="0" distL="0" distR="0" wp14:anchorId="54D0D45D" wp14:editId="47CC2298">
+            <wp:extent cx="3164840" cy="2952709"/>
+            <wp:effectExtent l="0" t="0" r="0" b="635"/>
+            <wp:docPr id="23" name="Picture 23"/>
             <wp:cNvGraphicFramePr>
               <a:graphicFrameLocks xmlns:a="http://schemas.openxmlformats.org/drawingml/2006/main" noChangeAspect="1"/>
             </wp:cNvGraphicFramePr>
@@ -991,7 +1610,7 @@
                   <pic:spPr>
                     <a:xfrm>
                       <a:off x="0" y="0"/>
-                      <a:ext cx="3696266" cy="3153823"/>
+                      <a:ext cx="3174141" cy="2961387"/>
                     </a:xfrm>
                     <a:prstGeom prst="rect">
                       <a:avLst/>
@@ -1010,6 +1629,73 @@
           <w:rFonts w:ascii="Arial" w:hAnsi="Arial" w:cs="Arial"/>
         </w:rPr>
       </w:pPr>
+      <w:r>
+        <w:rPr>
+          <w:rFonts w:ascii="Arial" w:hAnsi="Arial" w:cs="Arial"/>
+        </w:rPr>
+        <w:t xml:space="preserve">De nuevo hacemos uso del comando </w:t>
+      </w:r>
+      <w:r>
+        <w:rPr>
+          <w:rFonts w:ascii="Arial" w:hAnsi="Arial" w:cs="Arial"/>
+          <w:b/>
+          <w:bCs/>
+        </w:rPr>
+        <w:t xml:space="preserve">sort </w:t>
+      </w:r>
+      <w:r>
+        <w:rPr>
+          <w:rFonts w:ascii="Arial" w:hAnsi="Arial" w:cs="Arial"/>
+        </w:rPr>
+        <w:t xml:space="preserve">para ordenar el contenido del </w:t>
+      </w:r>
+      <w:proofErr w:type="gramStart"/>
+      <w:r>
+        <w:rPr>
+          <w:rFonts w:ascii="Arial" w:hAnsi="Arial" w:cs="Arial"/>
+        </w:rPr>
+        <w:t>archivo</w:t>
+      </w:r>
+      <w:proofErr w:type="gramEnd"/>
+      <w:r>
+        <w:rPr>
+          <w:rFonts w:ascii="Arial" w:hAnsi="Arial" w:cs="Arial"/>
+        </w:rPr>
+        <w:t xml:space="preserve"> pero esta vez será otra </w:t>
+      </w:r>
+      <w:r>
+        <w:rPr>
+          <w:rFonts w:ascii="Arial" w:hAnsi="Arial" w:cs="Arial"/>
+        </w:rPr>
+        <w:t>columna</w:t>
+      </w:r>
+      <w:r>
+        <w:rPr>
+          <w:rFonts w:ascii="Arial" w:hAnsi="Arial" w:cs="Arial"/>
+        </w:rPr>
+        <w:t xml:space="preserve">, en donde esta el apellido materno de cada alumno </w:t>
+      </w:r>
+    </w:p>
+    <w:p>
+      <w:pPr>
+        <w:rPr>
+          <w:rFonts w:ascii="Arial" w:hAnsi="Arial" w:cs="Arial"/>
+        </w:rPr>
+      </w:pPr>
+    </w:p>
+    <w:p>
+      <w:pPr>
+        <w:rPr>
+          <w:rFonts w:ascii="Arial" w:hAnsi="Arial" w:cs="Arial"/>
+        </w:rPr>
+      </w:pPr>
+    </w:p>
+    <w:p>
+      <w:pPr>
+        <w:rPr>
+          <w:rFonts w:ascii="Arial" w:hAnsi="Arial" w:cs="Arial"/>
+        </w:rPr>
+      </w:pPr>
     </w:p>
     <w:p>
       <w:pPr>
@@ -1027,31 +1713,36 @@
         </w:numPr>
         <w:rPr>
           <w:rFonts w:ascii="Arial" w:hAnsi="Arial" w:cs="Arial"/>
-        </w:rPr>
-      </w:pPr>
-      <w:r>
-        <w:rPr>
-          <w:rFonts w:ascii="Arial" w:hAnsi="Arial" w:cs="Arial"/>
+          <w:b/>
+          <w:bCs/>
+        </w:rPr>
+      </w:pPr>
+      <w:r>
+        <w:rPr>
+          <w:rFonts w:ascii="Arial" w:hAnsi="Arial" w:cs="Arial"/>
+          <w:b/>
+          <w:bCs/>
         </w:rPr>
         <w:lastRenderedPageBreak/>
-        <w:t>Copie a filtros el archivo delim.</w:t>
-      </w:r>
-    </w:p>
-    <w:p>
-      <w:pPr>
-        <w:rPr>
-          <w:rFonts w:ascii="Arial" w:hAnsi="Arial" w:cs="Arial"/>
-        </w:rPr>
-      </w:pPr>
-      <w:r>
-        <w:rPr>
-          <w:rFonts w:ascii="Arial" w:hAnsi="Arial" w:cs="Arial"/>
+        <w:t>Ordene el archivo nombresfixed por matricula</w:t>
+      </w:r>
+    </w:p>
+    <w:p>
+      <w:pPr>
+        <w:rPr>
+          <w:rFonts w:ascii="Arial" w:hAnsi="Arial" w:cs="Arial"/>
+        </w:rPr>
+      </w:pPr>
+      <w:r>
+        <w:rPr>
+          <w:rFonts w:ascii="Arial" w:hAnsi="Arial" w:cs="Arial"/>
+          <w:noProof/>
         </w:rPr>
         <w:drawing>
-          <wp:inline distT="0" distB="0" distL="0" distR="0" wp14:anchorId="645CDF1A" wp14:editId="0397CFFA">
-            <wp:extent cx="3698240" cy="810186"/>
-            <wp:effectExtent l="0" t="0" r="0" b="9525"/>
-            <wp:docPr id="27" name="Picture 27"/>
+          <wp:inline distT="0" distB="0" distL="0" distR="0" wp14:anchorId="119ED261" wp14:editId="634365C8">
+            <wp:extent cx="2505582" cy="3133204"/>
+            <wp:effectExtent l="0" t="0" r="9525" b="0"/>
+            <wp:docPr id="24" name="Picture 24"/>
             <wp:cNvGraphicFramePr>
               <a:graphicFrameLocks xmlns:a="http://schemas.openxmlformats.org/drawingml/2006/main" noChangeAspect="1"/>
             </wp:cNvGraphicFramePr>
@@ -1071,7 +1762,7 @@
                   <pic:spPr>
                     <a:xfrm>
                       <a:off x="0" y="0"/>
-                      <a:ext cx="3724770" cy="815998"/>
+                      <a:ext cx="2517110" cy="3147620"/>
                     </a:xfrm>
                     <a:prstGeom prst="rect">
                       <a:avLst/>
@@ -1093,30 +1784,81 @@
         </w:numPr>
         <w:rPr>
           <w:rFonts w:ascii="Arial" w:hAnsi="Arial" w:cs="Arial"/>
-        </w:rPr>
-      </w:pPr>
-      <w:r>
-        <w:rPr>
-          <w:rFonts w:ascii="Arial" w:hAnsi="Arial" w:cs="Arial"/>
-        </w:rPr>
-        <w:t>Copie a filtro el archivo maestro/filtros/lista</w:t>
-      </w:r>
-    </w:p>
-    <w:p>
-      <w:pPr>
-        <w:rPr>
-          <w:rFonts w:ascii="Arial" w:hAnsi="Arial" w:cs="Arial"/>
-        </w:rPr>
-      </w:pPr>
-      <w:r>
-        <w:rPr>
-          <w:rFonts w:ascii="Arial" w:hAnsi="Arial" w:cs="Arial"/>
+          <w:b/>
+          <w:bCs/>
+        </w:rPr>
+      </w:pPr>
+      <w:r>
+        <w:rPr>
+          <w:rFonts w:ascii="Arial" w:hAnsi="Arial" w:cs="Arial"/>
+          <w:b/>
+          <w:bCs/>
+        </w:rPr>
+        <w:t>¿Qué hace el comando sort –</w:t>
+      </w:r>
+      <w:proofErr w:type="gramStart"/>
+      <w:r>
+        <w:rPr>
+          <w:rFonts w:ascii="Arial" w:hAnsi="Arial" w:cs="Arial"/>
+          <w:b/>
+          <w:bCs/>
+        </w:rPr>
+        <w:t>f ?</w:t>
+      </w:r>
+      <w:proofErr w:type="gramEnd"/>
+    </w:p>
+    <w:p>
+      <w:pPr>
+        <w:ind w:left="360"/>
+        <w:rPr>
+          <w:rFonts w:ascii="Arial" w:hAnsi="Arial" w:cs="Arial"/>
+        </w:rPr>
+      </w:pPr>
+      <w:r>
+        <w:rPr>
+          <w:rFonts w:ascii="Arial" w:hAnsi="Arial" w:cs="Arial"/>
+        </w:rPr>
+        <w:t xml:space="preserve">Ordena el contenido del archivo sin considerar el peso de las mayúsculas y minúsculas, si hay nombres que empeizan con A = 65 ASCII y a = 97 ASCII tomas ambas del mismo valor. </w:t>
+      </w:r>
+    </w:p>
+    <w:p>
+      <w:pPr>
+        <w:pStyle w:val="ListParagraph"/>
+        <w:numPr>
+          <w:ilvl w:val="0"/>
+          <w:numId w:val="6"/>
+        </w:numPr>
+        <w:rPr>
+          <w:rFonts w:ascii="Arial" w:hAnsi="Arial" w:cs="Arial"/>
+          <w:b/>
+          <w:bCs/>
+        </w:rPr>
+      </w:pPr>
+      <w:r>
+        <w:rPr>
+          <w:rFonts w:ascii="Arial" w:hAnsi="Arial" w:cs="Arial"/>
+          <w:b/>
+          <w:bCs/>
+        </w:rPr>
+        <w:t>Ordene el archivo matriculas en forma descendente por apellido paterno.</w:t>
+      </w:r>
+    </w:p>
+    <w:p>
+      <w:pPr>
+        <w:rPr>
+          <w:rFonts w:ascii="Arial" w:hAnsi="Arial" w:cs="Arial"/>
+        </w:rPr>
+      </w:pPr>
+      <w:r>
+        <w:rPr>
+          <w:rFonts w:ascii="Arial" w:hAnsi="Arial" w:cs="Arial"/>
+          <w:noProof/>
         </w:rPr>
         <w:drawing>
-          <wp:inline distT="0" distB="0" distL="0" distR="0" wp14:anchorId="290607DC" wp14:editId="66EB06A5">
-            <wp:extent cx="3736340" cy="1693304"/>
-            <wp:effectExtent l="0" t="0" r="0" b="2540"/>
-            <wp:docPr id="28" name="Picture 28"/>
+          <wp:inline distT="0" distB="0" distL="0" distR="0" wp14:anchorId="216A818D" wp14:editId="715468DB">
+            <wp:extent cx="3691890" cy="3150089"/>
+            <wp:effectExtent l="0" t="0" r="3810" b="0"/>
+            <wp:docPr id="26" name="Picture 26"/>
             <wp:cNvGraphicFramePr>
               <a:graphicFrameLocks xmlns:a="http://schemas.openxmlformats.org/drawingml/2006/main" noChangeAspect="1"/>
             </wp:cNvGraphicFramePr>
@@ -1136,7 +1878,7 @@
                   <pic:spPr>
                     <a:xfrm>
                       <a:off x="0" y="0"/>
-                      <a:ext cx="3747113" cy="1698186"/>
+                      <a:ext cx="3696266" cy="3153823"/>
                     </a:xfrm>
                     <a:prstGeom prst="rect">
                       <a:avLst/>
@@ -1151,6 +1893,102 @@
     </w:p>
     <w:p>
       <w:pPr>
+        <w:rPr>
+          <w:rFonts w:ascii="Arial" w:hAnsi="Arial" w:cs="Arial"/>
+        </w:rPr>
+      </w:pPr>
+      <w:r>
+        <w:rPr>
+          <w:rFonts w:ascii="Arial" w:hAnsi="Arial" w:cs="Arial"/>
+        </w:rPr>
+        <w:t xml:space="preserve">Utilizamos el comando </w:t>
+      </w:r>
+      <w:r>
+        <w:rPr>
+          <w:rFonts w:ascii="Arial" w:hAnsi="Arial" w:cs="Arial"/>
+          <w:b/>
+          <w:bCs/>
+        </w:rPr>
+        <w:t xml:space="preserve">sort </w:t>
+      </w:r>
+      <w:r>
+        <w:rPr>
+          <w:rFonts w:ascii="Arial" w:hAnsi="Arial" w:cs="Arial"/>
+        </w:rPr>
+        <w:t xml:space="preserve">para ordenar y le pasamos en que columna queremos que tome en </w:t>
+      </w:r>
+      <w:r>
+        <w:rPr>
+          <w:rFonts w:ascii="Arial" w:hAnsi="Arial" w:cs="Arial"/>
+        </w:rPr>
+        <w:t>cuenta</w:t>
+      </w:r>
+      <w:r>
+        <w:rPr>
+          <w:rFonts w:ascii="Arial" w:hAnsi="Arial" w:cs="Arial"/>
+        </w:rPr>
+        <w:t xml:space="preserve"> para </w:t>
+      </w:r>
+      <w:r>
+        <w:rPr>
+          <w:rFonts w:ascii="Arial" w:hAnsi="Arial" w:cs="Arial"/>
+        </w:rPr>
+        <w:t>relazar</w:t>
+      </w:r>
+      <w:r>
+        <w:rPr>
+          <w:rFonts w:ascii="Arial" w:hAnsi="Arial" w:cs="Arial"/>
+        </w:rPr>
+        <w:t xml:space="preserve"> el </w:t>
+      </w:r>
+      <w:r>
+        <w:rPr>
+          <w:rFonts w:ascii="Arial" w:hAnsi="Arial" w:cs="Arial"/>
+        </w:rPr>
+        <w:t>ordenamiento</w:t>
+      </w:r>
+      <w:r>
+        <w:rPr>
+          <w:rFonts w:ascii="Arial" w:hAnsi="Arial" w:cs="Arial"/>
+        </w:rPr>
+        <w:t>.</w:t>
+      </w:r>
+      <w:r>
+        <w:rPr>
+          <w:rFonts w:ascii="Arial" w:hAnsi="Arial" w:cs="Arial"/>
+        </w:rPr>
+        <w:t xml:space="preserve"> Este comando </w:t>
+      </w:r>
+      <w:r>
+        <w:rPr>
+          <w:rFonts w:ascii="Arial" w:hAnsi="Arial" w:cs="Arial"/>
+        </w:rPr>
+        <w:lastRenderedPageBreak/>
+        <w:t xml:space="preserve">dependindo del sistema utiliza </w:t>
+      </w:r>
+      <w:r>
+        <w:rPr>
+          <w:rFonts w:ascii="Arial" w:hAnsi="Arial" w:cs="Arial"/>
+          <w:b/>
+          <w:bCs/>
+        </w:rPr>
+        <w:t xml:space="preserve">marge sort o insert sort </w:t>
+      </w:r>
+      <w:r>
+        <w:rPr>
+          <w:rFonts w:ascii="Arial" w:hAnsi="Arial" w:cs="Arial"/>
+        </w:rPr>
+        <w:t xml:space="preserve">como algoritmos de ordnamiento </w:t>
+      </w:r>
+      <w:r>
+        <w:rPr>
+          <w:rFonts w:ascii="Arial" w:hAnsi="Arial" w:cs="Arial"/>
+        </w:rPr>
+        <w:t xml:space="preserve"> </w:t>
+      </w:r>
+    </w:p>
+    <w:p>
+      <w:pPr>
         <w:pStyle w:val="ListParagraph"/>
         <w:numPr>
           <w:ilvl w:val="0"/>
@@ -1158,30 +1996,35 @@
         </w:numPr>
         <w:rPr>
           <w:rFonts w:ascii="Arial" w:hAnsi="Arial" w:cs="Arial"/>
-        </w:rPr>
-      </w:pPr>
-      <w:r>
-        <w:rPr>
-          <w:rFonts w:ascii="Arial" w:hAnsi="Arial" w:cs="Arial"/>
-        </w:rPr>
-        <w:t>Ordene el archivo matriculas en forma numérica descendente.</w:t>
-      </w:r>
-    </w:p>
-    <w:p>
-      <w:pPr>
-        <w:rPr>
-          <w:rFonts w:ascii="Arial" w:hAnsi="Arial" w:cs="Arial"/>
-        </w:rPr>
-      </w:pPr>
-      <w:r>
-        <w:rPr>
-          <w:rFonts w:ascii="Arial" w:hAnsi="Arial" w:cs="Arial"/>
+          <w:b/>
+          <w:bCs/>
+        </w:rPr>
+      </w:pPr>
+      <w:r>
+        <w:rPr>
+          <w:rFonts w:ascii="Arial" w:hAnsi="Arial" w:cs="Arial"/>
+          <w:b/>
+          <w:bCs/>
+        </w:rPr>
+        <w:t>Copie a filtros el archivo delim.</w:t>
+      </w:r>
+    </w:p>
+    <w:p>
+      <w:pPr>
+        <w:rPr>
+          <w:rFonts w:ascii="Arial" w:hAnsi="Arial" w:cs="Arial"/>
+        </w:rPr>
+      </w:pPr>
+      <w:r>
+        <w:rPr>
+          <w:rFonts w:ascii="Arial" w:hAnsi="Arial" w:cs="Arial"/>
+          <w:noProof/>
         </w:rPr>
         <w:drawing>
-          <wp:inline distT="0" distB="0" distL="0" distR="0" wp14:anchorId="787C8E55" wp14:editId="3E90E289">
-            <wp:extent cx="3221990" cy="2525231"/>
-            <wp:effectExtent l="0" t="0" r="0" b="8890"/>
-            <wp:docPr id="29" name="Picture 29"/>
+          <wp:inline distT="0" distB="0" distL="0" distR="0" wp14:anchorId="645CDF1A" wp14:editId="0397CFFA">
+            <wp:extent cx="3698240" cy="810186"/>
+            <wp:effectExtent l="0" t="0" r="0" b="9525"/>
+            <wp:docPr id="27" name="Picture 27"/>
             <wp:cNvGraphicFramePr>
               <a:graphicFrameLocks xmlns:a="http://schemas.openxmlformats.org/drawingml/2006/main" noChangeAspect="1"/>
             </wp:cNvGraphicFramePr>
@@ -1201,7 +2044,7 @@
                   <pic:spPr>
                     <a:xfrm>
                       <a:off x="0" y="0"/>
-                      <a:ext cx="3230475" cy="2531881"/>
+                      <a:ext cx="3724770" cy="815998"/>
                     </a:xfrm>
                     <a:prstGeom prst="rect">
                       <a:avLst/>
@@ -1220,55 +2063,50 @@
           <w:rFonts w:ascii="Arial" w:hAnsi="Arial" w:cs="Arial"/>
         </w:rPr>
       </w:pPr>
-    </w:p>
-    <w:p>
-      <w:pPr>
-        <w:rPr>
-          <w:rFonts w:ascii="Arial" w:hAnsi="Arial" w:cs="Arial"/>
-        </w:rPr>
-      </w:pPr>
-    </w:p>
-    <w:p>
-      <w:pPr>
-        <w:rPr>
-          <w:rFonts w:ascii="Arial" w:hAnsi="Arial" w:cs="Arial"/>
-        </w:rPr>
-      </w:pPr>
-    </w:p>
-    <w:p>
-      <w:pPr>
-        <w:rPr>
-          <w:rFonts w:ascii="Arial" w:hAnsi="Arial" w:cs="Arial"/>
-        </w:rPr>
-      </w:pPr>
-    </w:p>
-    <w:p>
-      <w:pPr>
-        <w:rPr>
-          <w:rFonts w:ascii="Arial" w:hAnsi="Arial" w:cs="Arial"/>
-        </w:rPr>
-      </w:pPr>
-    </w:p>
-    <w:p>
-      <w:pPr>
-        <w:rPr>
-          <w:rFonts w:ascii="Arial" w:hAnsi="Arial" w:cs="Arial"/>
-        </w:rPr>
-      </w:pPr>
-    </w:p>
-    <w:p>
-      <w:pPr>
-        <w:rPr>
-          <w:rFonts w:ascii="Arial" w:hAnsi="Arial" w:cs="Arial"/>
-        </w:rPr>
-      </w:pPr>
-    </w:p>
-    <w:p>
-      <w:pPr>
-        <w:rPr>
-          <w:rFonts w:ascii="Arial" w:hAnsi="Arial" w:cs="Arial"/>
-        </w:rPr>
-      </w:pPr>
+      <w:r>
+        <w:rPr>
+          <w:rFonts w:ascii="Arial" w:hAnsi="Arial" w:cs="Arial"/>
+        </w:rPr>
+        <w:t xml:space="preserve">Se utiliza el comando </w:t>
+      </w:r>
+      <w:r>
+        <w:rPr>
+          <w:rFonts w:ascii="Arial" w:hAnsi="Arial" w:cs="Arial"/>
+          <w:b/>
+          <w:bCs/>
+        </w:rPr>
+        <w:t xml:space="preserve">cp </w:t>
+      </w:r>
+      <w:r>
+        <w:rPr>
+          <w:rFonts w:ascii="Arial" w:hAnsi="Arial" w:cs="Arial"/>
+        </w:rPr>
+        <w:t xml:space="preserve">para relizar la operación de copiar el archivo en un directorio, en este caso </w:t>
+      </w:r>
+      <w:proofErr w:type="gramStart"/>
+      <w:r>
+        <w:rPr>
+          <w:rFonts w:ascii="Arial" w:hAnsi="Arial" w:cs="Arial"/>
+        </w:rPr>
+        <w:t xml:space="preserve">el </w:t>
+      </w:r>
+      <w:r>
+        <w:rPr>
+          <w:rFonts w:ascii="Arial" w:hAnsi="Arial" w:cs="Arial"/>
+          <w:b/>
+          <w:bCs/>
+        </w:rPr>
+        <w:t>filtros</w:t>
+      </w:r>
+      <w:proofErr w:type="gramEnd"/>
+      <w:r>
+        <w:rPr>
+          <w:rFonts w:ascii="Arial" w:hAnsi="Arial" w:cs="Arial"/>
+          <w:b/>
+          <w:bCs/>
+        </w:rPr>
+        <w:t xml:space="preserve"> </w:t>
+      </w:r>
     </w:p>
     <w:p>
       <w:pPr>
@@ -1279,31 +2117,35 @@
         </w:numPr>
         <w:rPr>
           <w:rFonts w:ascii="Arial" w:hAnsi="Arial" w:cs="Arial"/>
-        </w:rPr>
-      </w:pPr>
-      <w:r>
-        <w:rPr>
-          <w:rFonts w:ascii="Arial" w:hAnsi="Arial" w:cs="Arial"/>
-        </w:rPr>
-        <w:lastRenderedPageBreak/>
-        <w:t>Ordene el archivo nombres por el nombre en forma descendente.</w:t>
-      </w:r>
-    </w:p>
-    <w:p>
-      <w:pPr>
-        <w:rPr>
-          <w:rFonts w:ascii="Arial" w:hAnsi="Arial" w:cs="Arial"/>
-        </w:rPr>
-      </w:pPr>
-      <w:r>
-        <w:rPr>
-          <w:rFonts w:ascii="Arial" w:hAnsi="Arial" w:cs="Arial"/>
+          <w:b/>
+          <w:bCs/>
+        </w:rPr>
+      </w:pPr>
+      <w:r>
+        <w:rPr>
+          <w:rFonts w:ascii="Arial" w:hAnsi="Arial" w:cs="Arial"/>
+          <w:b/>
+          <w:bCs/>
+        </w:rPr>
+        <w:t>Copie a filtro el archivo maestro/filtros/lista</w:t>
+      </w:r>
+    </w:p>
+    <w:p>
+      <w:pPr>
+        <w:rPr>
+          <w:rFonts w:ascii="Arial" w:hAnsi="Arial" w:cs="Arial"/>
+        </w:rPr>
+      </w:pPr>
+      <w:r>
+        <w:rPr>
+          <w:rFonts w:ascii="Arial" w:hAnsi="Arial" w:cs="Arial"/>
+          <w:noProof/>
         </w:rPr>
         <w:drawing>
-          <wp:inline distT="0" distB="0" distL="0" distR="0" wp14:anchorId="0B55512F" wp14:editId="28D8FBFF">
-            <wp:extent cx="3822700" cy="2856685"/>
-            <wp:effectExtent l="0" t="0" r="6350" b="1270"/>
-            <wp:docPr id="30" name="Picture 30"/>
+          <wp:inline distT="0" distB="0" distL="0" distR="0" wp14:anchorId="290607DC" wp14:editId="66EB06A5">
+            <wp:extent cx="3736340" cy="1693304"/>
+            <wp:effectExtent l="0" t="0" r="0" b="2540"/>
+            <wp:docPr id="28" name="Picture 28"/>
             <wp:cNvGraphicFramePr>
               <a:graphicFrameLocks xmlns:a="http://schemas.openxmlformats.org/drawingml/2006/main" noChangeAspect="1"/>
             </wp:cNvGraphicFramePr>
@@ -1323,7 +2165,7 @@
                   <pic:spPr>
                     <a:xfrm>
                       <a:off x="0" y="0"/>
-                      <a:ext cx="3842064" cy="2871155"/>
+                      <a:ext cx="3747113" cy="1698186"/>
                     </a:xfrm>
                     <a:prstGeom prst="rect">
                       <a:avLst/>
@@ -1338,6 +2180,57 @@
     </w:p>
     <w:p>
       <w:pPr>
+        <w:rPr>
+          <w:rFonts w:ascii="Arial" w:hAnsi="Arial" w:cs="Arial"/>
+          <w:b/>
+          <w:bCs/>
+        </w:rPr>
+      </w:pPr>
+      <w:r>
+        <w:rPr>
+          <w:rFonts w:ascii="Arial" w:hAnsi="Arial" w:cs="Arial"/>
+        </w:rPr>
+        <w:t xml:space="preserve">Hacemos uso del comando </w:t>
+      </w:r>
+      <w:r>
+        <w:rPr>
+          <w:rFonts w:ascii="Arial" w:hAnsi="Arial" w:cs="Arial"/>
+          <w:b/>
+          <w:bCs/>
+        </w:rPr>
+        <w:t xml:space="preserve">cp </w:t>
+      </w:r>
+      <w:r>
+        <w:rPr>
+          <w:rFonts w:ascii="Arial" w:hAnsi="Arial" w:cs="Arial"/>
+        </w:rPr>
+        <w:t xml:space="preserve">para copiar el archivo </w:t>
+      </w:r>
+      <w:r>
+        <w:rPr>
+          <w:rFonts w:ascii="Arial" w:hAnsi="Arial" w:cs="Arial"/>
+          <w:b/>
+          <w:bCs/>
+        </w:rPr>
+        <w:t xml:space="preserve">filtro </w:t>
+      </w:r>
+      <w:r>
+        <w:rPr>
+          <w:rFonts w:ascii="Arial" w:hAnsi="Arial" w:cs="Arial"/>
+        </w:rPr>
+        <w:t xml:space="preserve">dentro del directorio </w:t>
+      </w:r>
+      <w:r>
+        <w:rPr>
+          <w:rFonts w:ascii="Arial" w:hAnsi="Arial" w:cs="Arial"/>
+          <w:b/>
+          <w:bCs/>
+        </w:rPr>
+        <w:t xml:space="preserve">filtros </w:t>
+      </w:r>
+    </w:p>
+    <w:p>
+      <w:pPr>
         <w:pStyle w:val="ListParagraph"/>
         <w:numPr>
           <w:ilvl w:val="0"/>
@@ -1345,31 +2238,35 @@
         </w:numPr>
         <w:rPr>
           <w:rFonts w:ascii="Arial" w:hAnsi="Arial" w:cs="Arial"/>
-        </w:rPr>
-      </w:pPr>
-      <w:r>
-        <w:rPr>
-          <w:rFonts w:ascii="Arial" w:hAnsi="Arial" w:cs="Arial"/>
-        </w:rPr>
-        <w:t>Mostrar la primera última columna del archivo asteriscos.</w:t>
-      </w:r>
-    </w:p>
-    <w:p>
-      <w:pPr>
-        <w:ind w:left="360"/>
-        <w:rPr>
-          <w:rFonts w:ascii="Arial" w:hAnsi="Arial" w:cs="Arial"/>
-        </w:rPr>
-      </w:pPr>
-      <w:r>
-        <w:rPr>
-          <w:rFonts w:ascii="Arial" w:hAnsi="Arial" w:cs="Arial"/>
+          <w:b/>
+          <w:bCs/>
+        </w:rPr>
+      </w:pPr>
+      <w:r>
+        <w:rPr>
+          <w:rFonts w:ascii="Arial" w:hAnsi="Arial" w:cs="Arial"/>
+          <w:b/>
+          <w:bCs/>
+        </w:rPr>
+        <w:t>Ordene el archivo matriculas en forma numérica descendente.</w:t>
+      </w:r>
+    </w:p>
+    <w:p>
+      <w:pPr>
+        <w:rPr>
+          <w:rFonts w:ascii="Arial" w:hAnsi="Arial" w:cs="Arial"/>
+        </w:rPr>
+      </w:pPr>
+      <w:r>
+        <w:rPr>
+          <w:rFonts w:ascii="Arial" w:hAnsi="Arial" w:cs="Arial"/>
+          <w:noProof/>
         </w:rPr>
         <w:drawing>
-          <wp:inline distT="0" distB="0" distL="0" distR="0" wp14:anchorId="5D9AB9B2" wp14:editId="75197015">
-            <wp:extent cx="2657475" cy="3823572"/>
-            <wp:effectExtent l="0" t="0" r="0" b="5715"/>
-            <wp:docPr id="31" name="Picture 31"/>
+          <wp:inline distT="0" distB="0" distL="0" distR="0" wp14:anchorId="787C8E55" wp14:editId="3E90E289">
+            <wp:extent cx="3221990" cy="2525231"/>
+            <wp:effectExtent l="0" t="0" r="0" b="8890"/>
+            <wp:docPr id="29" name="Picture 29"/>
             <wp:cNvGraphicFramePr>
               <a:graphicFrameLocks xmlns:a="http://schemas.openxmlformats.org/drawingml/2006/main" noChangeAspect="1"/>
             </wp:cNvGraphicFramePr>
@@ -1389,7 +2286,7 @@
                   <pic:spPr>
                     <a:xfrm>
                       <a:off x="0" y="0"/>
-                      <a:ext cx="2660011" cy="3827221"/>
+                      <a:ext cx="3230475" cy="2531881"/>
                     </a:xfrm>
                     <a:prstGeom prst="rect">
                       <a:avLst/>
@@ -1404,31 +2301,97 @@
     </w:p>
     <w:p>
       <w:pPr>
-        <w:ind w:left="360"/>
-        <w:rPr>
-          <w:rFonts w:ascii="Arial" w:hAnsi="Arial" w:cs="Arial"/>
-        </w:rPr>
-      </w:pPr>
-    </w:p>
-    <w:p>
-      <w:pPr>
-        <w:ind w:left="360"/>
-        <w:rPr>
-          <w:rFonts w:ascii="Arial" w:hAnsi="Arial" w:cs="Arial"/>
-        </w:rPr>
-      </w:pPr>
-    </w:p>
-    <w:p>
-      <w:pPr>
-        <w:ind w:left="360"/>
-        <w:rPr>
-          <w:rFonts w:ascii="Arial" w:hAnsi="Arial" w:cs="Arial"/>
-        </w:rPr>
-      </w:pPr>
-    </w:p>
-    <w:p>
-      <w:pPr>
-        <w:ind w:left="360"/>
+        <w:rPr>
+          <w:rFonts w:ascii="Arial" w:hAnsi="Arial" w:cs="Arial"/>
+        </w:rPr>
+      </w:pPr>
+      <w:r>
+        <w:rPr>
+          <w:rFonts w:ascii="Arial" w:hAnsi="Arial" w:cs="Arial"/>
+        </w:rPr>
+        <w:t xml:space="preserve">En este caso solo se utiliza </w:t>
+      </w:r>
+      <w:r>
+        <w:rPr>
+          <w:rFonts w:ascii="Arial" w:hAnsi="Arial" w:cs="Arial"/>
+          <w:b/>
+          <w:bCs/>
+        </w:rPr>
+        <w:t xml:space="preserve">sort &lt;archivo&gt; </w:t>
+      </w:r>
+      <w:r>
+        <w:rPr>
+          <w:rFonts w:ascii="Arial" w:hAnsi="Arial" w:cs="Arial"/>
+        </w:rPr>
+        <w:t xml:space="preserve">como tenemos </w:t>
+      </w:r>
+      <w:r>
+        <w:rPr>
+          <w:rFonts w:ascii="Arial" w:hAnsi="Arial" w:cs="Arial"/>
+        </w:rPr>
+        <w:t>matriculas</w:t>
+      </w:r>
+      <w:r>
+        <w:rPr>
+          <w:rFonts w:ascii="Arial" w:hAnsi="Arial" w:cs="Arial"/>
+        </w:rPr>
+        <w:t xml:space="preserve"> como </w:t>
+      </w:r>
+      <w:r>
+        <w:rPr>
+          <w:rFonts w:ascii="Arial" w:hAnsi="Arial" w:cs="Arial"/>
+        </w:rPr>
+        <w:t>primera</w:t>
+      </w:r>
+      <w:r>
+        <w:rPr>
+          <w:rFonts w:ascii="Arial" w:hAnsi="Arial" w:cs="Arial"/>
+        </w:rPr>
+        <w:t xml:space="preserve"> columna el comando </w:t>
+      </w:r>
+      <w:r>
+        <w:rPr>
+          <w:rFonts w:ascii="Arial" w:hAnsi="Arial" w:cs="Arial"/>
+          <w:b/>
+          <w:bCs/>
+        </w:rPr>
+        <w:t xml:space="preserve">sort </w:t>
+      </w:r>
+      <w:r>
+        <w:rPr>
+          <w:rFonts w:ascii="Arial" w:hAnsi="Arial" w:cs="Arial"/>
+        </w:rPr>
+        <w:t xml:space="preserve">por defecto ordena de manera </w:t>
+      </w:r>
+      <w:r>
+        <w:rPr>
+          <w:rFonts w:ascii="Arial" w:hAnsi="Arial" w:cs="Arial"/>
+        </w:rPr>
+        <w:t>ascendente</w:t>
+      </w:r>
+      <w:r>
+        <w:rPr>
+          <w:rFonts w:ascii="Arial" w:hAnsi="Arial" w:cs="Arial"/>
+        </w:rPr>
+        <w:t xml:space="preserve"> por lo que es necesario utilizar el parámetro </w:t>
+      </w:r>
+      <w:r>
+        <w:rPr>
+          <w:rFonts w:ascii="Arial" w:hAnsi="Arial" w:cs="Arial"/>
+          <w:b/>
+          <w:bCs/>
+        </w:rPr>
+        <w:t xml:space="preserve">-r </w:t>
+      </w:r>
+      <w:r>
+        <w:rPr>
+          <w:rFonts w:ascii="Arial" w:hAnsi="Arial" w:cs="Arial"/>
+        </w:rPr>
+        <w:t xml:space="preserve">para invertir el orden. </w:t>
+      </w:r>
+    </w:p>
+    <w:p>
+      <w:pPr>
         <w:rPr>
           <w:rFonts w:ascii="Arial" w:hAnsi="Arial" w:cs="Arial"/>
         </w:rPr>
@@ -1443,46 +2406,36 @@
         </w:numPr>
         <w:rPr>
           <w:rFonts w:ascii="Arial" w:hAnsi="Arial" w:cs="Arial"/>
-        </w:rPr>
-      </w:pPr>
-      <w:r>
-        <w:rPr>
-          <w:rFonts w:ascii="Arial" w:hAnsi="Arial" w:cs="Arial"/>
+          <w:b/>
+          <w:bCs/>
+        </w:rPr>
+      </w:pPr>
+      <w:r>
+        <w:rPr>
+          <w:rFonts w:ascii="Arial" w:hAnsi="Arial" w:cs="Arial"/>
+          <w:b/>
+          <w:bCs/>
         </w:rPr>
         <w:lastRenderedPageBreak/>
-        <w:t>¿Qué grupo tiene más alumnos que se llaman Jesus lista o nombres?</w:t>
-      </w:r>
-    </w:p>
-    <w:p>
-      <w:pPr>
-        <w:ind w:left="360"/>
-        <w:rPr>
-          <w:rFonts w:ascii="Arial" w:hAnsi="Arial" w:cs="Arial"/>
-        </w:rPr>
-      </w:pPr>
-      <w:r>
-        <w:rPr>
-          <w:rFonts w:ascii="Arial" w:hAnsi="Arial" w:cs="Arial"/>
-        </w:rPr>
-        <w:t>lista</w:t>
-      </w:r>
-    </w:p>
-    <w:p>
-      <w:pPr>
-        <w:ind w:left="360"/>
-        <w:rPr>
-          <w:rFonts w:ascii="Arial" w:hAnsi="Arial" w:cs="Arial"/>
-        </w:rPr>
-      </w:pPr>
-      <w:r>
-        <w:rPr>
-          <w:rFonts w:ascii="Arial" w:hAnsi="Arial" w:cs="Arial"/>
+        <w:t>Ordene el archivo nombres por el nombre en forma descendente.</w:t>
+      </w:r>
+    </w:p>
+    <w:p>
+      <w:pPr>
+        <w:rPr>
+          <w:rFonts w:ascii="Arial" w:hAnsi="Arial" w:cs="Arial"/>
+        </w:rPr>
+      </w:pPr>
+      <w:r>
+        <w:rPr>
+          <w:rFonts w:ascii="Arial" w:hAnsi="Arial" w:cs="Arial"/>
+          <w:noProof/>
         </w:rPr>
         <w:drawing>
-          <wp:inline distT="0" distB="0" distL="0" distR="0" wp14:anchorId="4EF95691" wp14:editId="0FB47211">
-            <wp:extent cx="2819400" cy="1003981"/>
-            <wp:effectExtent l="0" t="0" r="0" b="5715"/>
-            <wp:docPr id="32" name="Picture 32"/>
+          <wp:inline distT="0" distB="0" distL="0" distR="0" wp14:anchorId="0B55512F" wp14:editId="28D8FBFF">
+            <wp:extent cx="3822700" cy="2856685"/>
+            <wp:effectExtent l="0" t="0" r="6350" b="1270"/>
+            <wp:docPr id="30" name="Picture 30"/>
             <wp:cNvGraphicFramePr>
               <a:graphicFrameLocks xmlns:a="http://schemas.openxmlformats.org/drawingml/2006/main" noChangeAspect="1"/>
             </wp:cNvGraphicFramePr>
@@ -1502,7 +2455,7 @@
                   <pic:spPr>
                     <a:xfrm>
                       <a:off x="0" y="0"/>
-                      <a:ext cx="2826250" cy="1006420"/>
+                      <a:ext cx="3842064" cy="2871155"/>
                     </a:xfrm>
                     <a:prstGeom prst="rect">
                       <a:avLst/>
@@ -1517,11 +2470,66 @@
     </w:p>
     <w:p>
       <w:pPr>
-        <w:ind w:left="360"/>
-        <w:rPr>
-          <w:rFonts w:ascii="Arial" w:hAnsi="Arial" w:cs="Arial"/>
-        </w:rPr>
-      </w:pPr>
+        <w:rPr>
+          <w:rFonts w:ascii="Arial" w:hAnsi="Arial" w:cs="Arial"/>
+        </w:rPr>
+      </w:pPr>
+      <w:r>
+        <w:rPr>
+          <w:rFonts w:ascii="Arial" w:hAnsi="Arial" w:cs="Arial"/>
+        </w:rPr>
+        <w:t xml:space="preserve">En este caso ordenara tomando en cuenta la primera </w:t>
+      </w:r>
+      <w:r>
+        <w:rPr>
+          <w:rFonts w:ascii="Arial" w:hAnsi="Arial" w:cs="Arial"/>
+        </w:rPr>
+        <w:t>columna</w:t>
+      </w:r>
+      <w:r>
+        <w:rPr>
+          <w:rFonts w:ascii="Arial" w:hAnsi="Arial" w:cs="Arial"/>
+        </w:rPr>
+        <w:t xml:space="preserve"> de nombres, en este caso el apellido paterno, por lo que ahora la lista empieza por quien esta al </w:t>
+      </w:r>
+      <w:r>
+        <w:rPr>
+          <w:rFonts w:ascii="Arial" w:hAnsi="Arial" w:cs="Arial"/>
+        </w:rPr>
+        <w:t>último</w:t>
+      </w:r>
+      <w:r>
+        <w:rPr>
+          <w:rFonts w:ascii="Arial" w:hAnsi="Arial" w:cs="Arial"/>
+        </w:rPr>
+        <w:t xml:space="preserve"> en un orden </w:t>
+      </w:r>
+      <w:r>
+        <w:rPr>
+          <w:rFonts w:ascii="Arial" w:hAnsi="Arial" w:cs="Arial"/>
+        </w:rPr>
+        <w:t>alfabético</w:t>
+      </w:r>
+      <w:r>
+        <w:rPr>
+          <w:rFonts w:ascii="Arial" w:hAnsi="Arial" w:cs="Arial"/>
+        </w:rPr>
+        <w:t xml:space="preserve">. </w:t>
+      </w:r>
+      <w:r>
+        <w:rPr>
+          <w:rFonts w:ascii="Arial" w:hAnsi="Arial" w:cs="Arial"/>
+        </w:rPr>
+        <w:t xml:space="preserve">Utilizando </w:t>
+      </w:r>
+      <w:r>
+        <w:rPr>
+          <w:rFonts w:ascii="Arial" w:hAnsi="Arial" w:cs="Arial"/>
+          <w:b/>
+          <w:bCs/>
+        </w:rPr>
+        <w:t xml:space="preserve">sort -r &lt;archivo&gt; </w:t>
+      </w:r>
     </w:p>
     <w:p>
       <w:pPr>
@@ -1532,13 +2540,17 @@
         </w:numPr>
         <w:rPr>
           <w:rFonts w:ascii="Arial" w:hAnsi="Arial" w:cs="Arial"/>
-        </w:rPr>
-      </w:pPr>
-      <w:r>
-        <w:rPr>
-          <w:rFonts w:ascii="Arial" w:hAnsi="Arial" w:cs="Arial"/>
-        </w:rPr>
-        <w:t>Muestre a todos los alumnos cuya matricula empiece con 55 en el archivo nombres (son 8)</w:t>
+          <w:b/>
+          <w:bCs/>
+        </w:rPr>
+      </w:pPr>
+      <w:r>
+        <w:rPr>
+          <w:rFonts w:ascii="Arial" w:hAnsi="Arial" w:cs="Arial"/>
+          <w:b/>
+          <w:bCs/>
+        </w:rPr>
+        <w:t>Mostrar la primera última columna del archivo asteriscos.</w:t>
       </w:r>
     </w:p>
     <w:p>
@@ -1546,43 +2558,18 @@
         <w:ind w:left="360"/>
         <w:rPr>
           <w:rFonts w:ascii="Arial" w:hAnsi="Arial" w:cs="Arial"/>
-          <w:lang w:val="en-US"/>
-        </w:rPr>
-      </w:pPr>
-    </w:p>
-    <w:p>
-      <w:pPr>
-        <w:pStyle w:val="ListParagraph"/>
-        <w:numPr>
-          <w:ilvl w:val="0"/>
-          <w:numId w:val="6"/>
-        </w:numPr>
-        <w:rPr>
-          <w:rFonts w:ascii="Arial" w:hAnsi="Arial" w:cs="Arial"/>
-        </w:rPr>
-      </w:pPr>
-      <w:r>
-        <w:rPr>
-          <w:rFonts w:ascii="Arial" w:hAnsi="Arial" w:cs="Arial"/>
-        </w:rPr>
-        <w:t>. ¿Cuántas líneas tiene el archivo hormigas?</w:t>
-      </w:r>
-    </w:p>
-    <w:p>
-      <w:pPr>
-        <w:rPr>
-          <w:rFonts w:ascii="Arial" w:hAnsi="Arial" w:cs="Arial"/>
-        </w:rPr>
-      </w:pPr>
-      <w:r>
-        <w:rPr>
-          <w:rFonts w:ascii="Arial" w:hAnsi="Arial" w:cs="Arial"/>
+        </w:rPr>
+      </w:pPr>
+      <w:r>
+        <w:rPr>
+          <w:rFonts w:ascii="Arial" w:hAnsi="Arial" w:cs="Arial"/>
+          <w:noProof/>
         </w:rPr>
         <w:drawing>
-          <wp:inline distT="0" distB="0" distL="0" distR="0" wp14:anchorId="2B7FC353" wp14:editId="0FCAAB11">
-            <wp:extent cx="1755775" cy="905039"/>
-            <wp:effectExtent l="0" t="0" r="0" b="9525"/>
-            <wp:docPr id="33" name="Picture 33"/>
+          <wp:inline distT="0" distB="0" distL="0" distR="0" wp14:anchorId="5D9AB9B2" wp14:editId="75197015">
+            <wp:extent cx="2657475" cy="3823572"/>
+            <wp:effectExtent l="0" t="0" r="0" b="5715"/>
+            <wp:docPr id="31" name="Picture 31"/>
             <wp:cNvGraphicFramePr>
               <a:graphicFrameLocks xmlns:a="http://schemas.openxmlformats.org/drawingml/2006/main" noChangeAspect="1"/>
             </wp:cNvGraphicFramePr>
@@ -1602,7 +2589,7 @@
                   <pic:spPr>
                     <a:xfrm>
                       <a:off x="0" y="0"/>
-                      <a:ext cx="1761916" cy="908205"/>
+                      <a:ext cx="2660011" cy="3827221"/>
                     </a:xfrm>
                     <a:prstGeom prst="rect">
                       <a:avLst/>
@@ -1617,6 +2604,55 @@
     </w:p>
     <w:p>
       <w:pPr>
+        <w:ind w:left="360"/>
+        <w:rPr>
+          <w:rFonts w:ascii="Arial" w:hAnsi="Arial" w:cs="Arial"/>
+        </w:rPr>
+      </w:pPr>
+      <w:r>
+        <w:rPr>
+          <w:rFonts w:ascii="Arial" w:hAnsi="Arial" w:cs="Arial"/>
+        </w:rPr>
+        <w:t xml:space="preserve">El comando </w:t>
+      </w:r>
+      <w:r>
+        <w:rPr>
+          <w:rFonts w:ascii="Arial" w:hAnsi="Arial" w:cs="Arial"/>
+          <w:b/>
+          <w:bCs/>
+        </w:rPr>
+        <w:t xml:space="preserve">cut </w:t>
+      </w:r>
+      <w:r>
+        <w:rPr>
+          <w:rFonts w:ascii="Arial" w:hAnsi="Arial" w:cs="Arial"/>
+        </w:rPr>
+        <w:t xml:space="preserve">nos facilita muchas cosas, en este caso solo mostrando las columnas que queremos en especifico, le decimso que carácter es el </w:t>
+      </w:r>
+      <w:r>
+        <w:rPr>
+          <w:rFonts w:ascii="Arial" w:hAnsi="Arial" w:cs="Arial"/>
+        </w:rPr>
+        <w:lastRenderedPageBreak/>
+        <w:t xml:space="preserve">delimitante entre cada columna y cuales son las que deseamos </w:t>
+      </w:r>
+      <w:r>
+        <w:rPr>
+          <w:rFonts w:ascii="Arial" w:hAnsi="Arial" w:cs="Arial"/>
+          <w:b/>
+          <w:bCs/>
+        </w:rPr>
+        <w:t xml:space="preserve">-f1,4 </w:t>
+      </w:r>
+      <w:r>
+        <w:rPr>
+          <w:rFonts w:ascii="Arial" w:hAnsi="Arial" w:cs="Arial"/>
+        </w:rPr>
+        <w:t xml:space="preserve">y nos devuelte las columnas que queremos solamente, </w:t>
+      </w:r>
+    </w:p>
+    <w:p>
+      <w:pPr>
         <w:pStyle w:val="ListParagraph"/>
         <w:numPr>
           <w:ilvl w:val="0"/>
@@ -1624,30 +2660,52 @@
         </w:numPr>
         <w:rPr>
           <w:rFonts w:ascii="Arial" w:hAnsi="Arial" w:cs="Arial"/>
-        </w:rPr>
-      </w:pPr>
-      <w:r>
-        <w:rPr>
-          <w:rFonts w:ascii="Arial" w:hAnsi="Arial" w:cs="Arial"/>
-        </w:rPr>
-        <w:t>Muestre en qué líneas está la frase “las hormigas” en el archivo hormigas</w:t>
-      </w:r>
-    </w:p>
-    <w:p>
-      <w:pPr>
-        <w:rPr>
-          <w:rFonts w:ascii="Arial" w:hAnsi="Arial" w:cs="Arial"/>
-        </w:rPr>
-      </w:pPr>
-      <w:r>
-        <w:rPr>
-          <w:rFonts w:ascii="Arial" w:hAnsi="Arial" w:cs="Arial"/>
+          <w:b/>
+          <w:bCs/>
+        </w:rPr>
+      </w:pPr>
+      <w:r>
+        <w:rPr>
+          <w:rFonts w:ascii="Arial" w:hAnsi="Arial" w:cs="Arial"/>
+          <w:b/>
+          <w:bCs/>
+        </w:rPr>
+        <w:t>¿Qué grupo tiene más alumnos que se llaman Jesus lista o nombres?</w:t>
+      </w:r>
+      <w:r>
+        <w:rPr>
+          <w:rFonts w:ascii="Arial" w:hAnsi="Arial" w:cs="Arial"/>
+          <w:b/>
+          <w:bCs/>
+        </w:rPr>
+        <w:t xml:space="preserve"> </w:t>
+      </w:r>
+      <w:r>
+        <w:rPr>
+          <w:rFonts w:ascii="Arial" w:hAnsi="Arial" w:cs="Arial"/>
+          <w:b/>
+          <w:bCs/>
+        </w:rPr>
+        <w:t>lista</w:t>
+      </w:r>
+    </w:p>
+    <w:p>
+      <w:pPr>
+        <w:ind w:left="360"/>
+        <w:rPr>
+          <w:rFonts w:ascii="Arial" w:hAnsi="Arial" w:cs="Arial"/>
+        </w:rPr>
+      </w:pPr>
+      <w:r>
+        <w:rPr>
+          <w:rFonts w:ascii="Arial" w:hAnsi="Arial" w:cs="Arial"/>
+          <w:noProof/>
         </w:rPr>
         <w:drawing>
-          <wp:inline distT="0" distB="0" distL="0" distR="0" wp14:anchorId="0AF4393A" wp14:editId="57AA8969">
-            <wp:extent cx="5330976" cy="1568450"/>
-            <wp:effectExtent l="0" t="0" r="3175" b="0"/>
-            <wp:docPr id="34" name="Picture 34"/>
+          <wp:inline distT="0" distB="0" distL="0" distR="0" wp14:anchorId="4EF95691" wp14:editId="0FB47211">
+            <wp:extent cx="2819400" cy="1003981"/>
+            <wp:effectExtent l="0" t="0" r="0" b="5715"/>
+            <wp:docPr id="32" name="Picture 32"/>
             <wp:cNvGraphicFramePr>
               <a:graphicFrameLocks xmlns:a="http://schemas.openxmlformats.org/drawingml/2006/main" noChangeAspect="1"/>
             </wp:cNvGraphicFramePr>
@@ -1667,7 +2725,7 @@
                   <pic:spPr>
                     <a:xfrm>
                       <a:off x="0" y="0"/>
-                      <a:ext cx="5352519" cy="1574788"/>
+                      <a:ext cx="2826250" cy="1006420"/>
                     </a:xfrm>
                     <a:prstGeom prst="rect">
                       <a:avLst/>
@@ -1682,6 +2740,134 @@
     </w:p>
     <w:p>
       <w:pPr>
+        <w:ind w:left="360"/>
+        <w:rPr>
+          <w:rFonts w:ascii="Arial" w:hAnsi="Arial" w:cs="Arial"/>
+        </w:rPr>
+      </w:pPr>
+      <w:r>
+        <w:rPr>
+          <w:rFonts w:ascii="Arial" w:hAnsi="Arial" w:cs="Arial"/>
+        </w:rPr>
+        <w:t xml:space="preserve">El comando </w:t>
+      </w:r>
+      <w:r>
+        <w:rPr>
+          <w:rFonts w:ascii="Arial" w:hAnsi="Arial" w:cs="Arial"/>
+          <w:b/>
+          <w:bCs/>
+        </w:rPr>
+        <w:t xml:space="preserve">grep </w:t>
+      </w:r>
+      <w:r>
+        <w:rPr>
+          <w:rFonts w:ascii="Arial" w:hAnsi="Arial" w:cs="Arial"/>
+        </w:rPr>
+        <w:t xml:space="preserve">es muy útil para encontrar patrones, en este caso como no sabría si “jesus” </w:t>
+      </w:r>
+      <w:r>
+        <w:rPr>
+          <w:rFonts w:ascii="Arial" w:hAnsi="Arial" w:cs="Arial"/>
+        </w:rPr>
+        <w:t>está</w:t>
+      </w:r>
+      <w:r>
+        <w:rPr>
+          <w:rFonts w:ascii="Arial" w:hAnsi="Arial" w:cs="Arial"/>
+        </w:rPr>
+        <w:t xml:space="preserve"> escrito con mayúsculas o minúsculas o una combinación el parámetro </w:t>
+      </w:r>
+      <w:r>
+        <w:rPr>
+          <w:rFonts w:ascii="Arial" w:hAnsi="Arial" w:cs="Arial"/>
+          <w:b/>
+          <w:bCs/>
+        </w:rPr>
+        <w:t xml:space="preserve">-i </w:t>
+      </w:r>
+      <w:r>
+        <w:rPr>
+          <w:rFonts w:ascii="Arial" w:hAnsi="Arial" w:cs="Arial"/>
+        </w:rPr>
+        <w:t xml:space="preserve">le dice al comando que no le tome importancia si son mayúsculas o </w:t>
+      </w:r>
+      <w:r>
+        <w:rPr>
+          <w:rFonts w:ascii="Arial" w:hAnsi="Arial" w:cs="Arial"/>
+        </w:rPr>
+        <w:t>minúsculas</w:t>
+      </w:r>
+      <w:r>
+        <w:rPr>
+          <w:rFonts w:ascii="Arial" w:hAnsi="Arial" w:cs="Arial"/>
+        </w:rPr>
+        <w:t xml:space="preserve"> serán igual para el y </w:t>
+      </w:r>
+      <w:r>
+        <w:rPr>
+          <w:rFonts w:ascii="Arial" w:hAnsi="Arial" w:cs="Arial"/>
+          <w:b/>
+          <w:bCs/>
+        </w:rPr>
+        <w:t xml:space="preserve">c </w:t>
+      </w:r>
+      <w:r>
+        <w:rPr>
+          <w:rFonts w:ascii="Arial" w:hAnsi="Arial" w:cs="Arial"/>
+        </w:rPr>
+        <w:t xml:space="preserve">muestras </w:t>
+      </w:r>
+      <w:r>
+        <w:rPr>
+          <w:rFonts w:ascii="Arial" w:hAnsi="Arial" w:cs="Arial"/>
+        </w:rPr>
+        <w:t>cuantas líneas</w:t>
+      </w:r>
+      <w:r>
+        <w:rPr>
+          <w:rFonts w:ascii="Arial" w:hAnsi="Arial" w:cs="Arial"/>
+        </w:rPr>
+        <w:t xml:space="preserve"> tiene el </w:t>
+      </w:r>
+      <w:r>
+        <w:rPr>
+          <w:rFonts w:ascii="Arial" w:hAnsi="Arial" w:cs="Arial"/>
+        </w:rPr>
+        <w:t>patrón</w:t>
+      </w:r>
+      <w:r>
+        <w:rPr>
+          <w:rFonts w:ascii="Arial" w:hAnsi="Arial" w:cs="Arial"/>
+        </w:rPr>
+        <w:t xml:space="preserve">, no </w:t>
+      </w:r>
+      <w:r>
+        <w:rPr>
+          <w:rFonts w:ascii="Arial" w:hAnsi="Arial" w:cs="Arial"/>
+        </w:rPr>
+        <w:t>imprime</w:t>
+      </w:r>
+      <w:r>
+        <w:rPr>
+          <w:rFonts w:ascii="Arial" w:hAnsi="Arial" w:cs="Arial"/>
+        </w:rPr>
+        <w:t xml:space="preserve"> la cadena solo cuantas tienen ese </w:t>
+      </w:r>
+      <w:r>
+        <w:rPr>
+          <w:rFonts w:ascii="Arial" w:hAnsi="Arial" w:cs="Arial"/>
+        </w:rPr>
+        <w:t>patrón</w:t>
+      </w:r>
+      <w:r>
+        <w:rPr>
+          <w:rFonts w:ascii="Arial" w:hAnsi="Arial" w:cs="Arial"/>
+        </w:rPr>
+        <w:t xml:space="preserve">. </w:t>
+      </w:r>
+    </w:p>
+    <w:p>
+      <w:pPr>
         <w:pStyle w:val="ListParagraph"/>
         <w:numPr>
           <w:ilvl w:val="0"/>
@@ -1689,13 +2875,17 @@
         </w:numPr>
         <w:rPr>
           <w:rFonts w:ascii="Arial" w:hAnsi="Arial" w:cs="Arial"/>
-        </w:rPr>
-      </w:pPr>
-      <w:r>
-        <w:rPr>
-          <w:rFonts w:ascii="Arial" w:hAnsi="Arial" w:cs="Arial"/>
-        </w:rPr>
-        <w:t>. Muestre solo las líneas que empiezan con “La” en hormigas</w:t>
+          <w:b/>
+          <w:bCs/>
+        </w:rPr>
+      </w:pPr>
+      <w:r>
+        <w:rPr>
+          <w:rFonts w:ascii="Arial" w:hAnsi="Arial" w:cs="Arial"/>
+          <w:b/>
+          <w:bCs/>
+        </w:rPr>
+        <w:t>Muestre a todos los alumnos cuya matricula empiece con 55 en el archivo nombres (son 8)</w:t>
       </w:r>
     </w:p>
     <w:p>
@@ -1705,15 +2895,49 @@
           <w:rFonts w:ascii="Arial" w:hAnsi="Arial" w:cs="Arial"/>
         </w:rPr>
       </w:pPr>
-      <w:r>
-        <w:rPr>
-          <w:rFonts w:ascii="Arial" w:hAnsi="Arial" w:cs="Arial"/>
+    </w:p>
+    <w:p>
+      <w:pPr>
+        <w:pStyle w:val="ListParagraph"/>
+        <w:numPr>
+          <w:ilvl w:val="0"/>
+          <w:numId w:val="6"/>
+        </w:numPr>
+        <w:rPr>
+          <w:rFonts w:ascii="Arial" w:hAnsi="Arial" w:cs="Arial"/>
+        </w:rPr>
+      </w:pPr>
+      <w:r>
+        <w:rPr>
+          <w:rFonts w:ascii="Arial" w:hAnsi="Arial" w:cs="Arial"/>
+        </w:rPr>
+        <w:t xml:space="preserve">. </w:t>
+      </w:r>
+      <w:r>
+        <w:rPr>
+          <w:rFonts w:ascii="Arial" w:hAnsi="Arial" w:cs="Arial"/>
+          <w:b/>
+          <w:bCs/>
+        </w:rPr>
+        <w:t>¿Cuántas líneas tiene el archivo hormigas?</w:t>
+      </w:r>
+    </w:p>
+    <w:p>
+      <w:pPr>
+        <w:rPr>
+          <w:rFonts w:ascii="Arial" w:hAnsi="Arial" w:cs="Arial"/>
+        </w:rPr>
+      </w:pPr>
+      <w:r>
+        <w:rPr>
+          <w:rFonts w:ascii="Arial" w:hAnsi="Arial" w:cs="Arial"/>
+          <w:noProof/>
         </w:rPr>
         <w:drawing>
-          <wp:inline distT="0" distB="0" distL="0" distR="0" wp14:anchorId="54079E19" wp14:editId="53AAF7B7">
-            <wp:extent cx="5827061" cy="831850"/>
-            <wp:effectExtent l="0" t="0" r="2540" b="6350"/>
-            <wp:docPr id="35" name="Picture 35"/>
+          <wp:inline distT="0" distB="0" distL="0" distR="0" wp14:anchorId="2B7FC353" wp14:editId="0FCAAB11">
+            <wp:extent cx="1755775" cy="905039"/>
+            <wp:effectExtent l="0" t="0" r="0" b="9525"/>
+            <wp:docPr id="33" name="Picture 33"/>
             <wp:cNvGraphicFramePr>
               <a:graphicFrameLocks xmlns:a="http://schemas.openxmlformats.org/drawingml/2006/main" noChangeAspect="1"/>
             </wp:cNvGraphicFramePr>
@@ -1733,7 +2957,7 @@
                   <pic:spPr>
                     <a:xfrm>
                       <a:off x="0" y="0"/>
-                      <a:ext cx="5831147" cy="832433"/>
+                      <a:ext cx="1761916" cy="908205"/>
                     </a:xfrm>
                     <a:prstGeom prst="rect">
                       <a:avLst/>
@@ -1748,27 +2972,44 @@
     </w:p>
     <w:p>
       <w:pPr>
-        <w:ind w:left="360"/>
-        <w:rPr>
-          <w:rFonts w:ascii="Arial" w:hAnsi="Arial" w:cs="Arial"/>
-        </w:rPr>
-      </w:pPr>
-    </w:p>
-    <w:p>
-      <w:pPr>
-        <w:ind w:left="360"/>
-        <w:rPr>
-          <w:rFonts w:ascii="Arial" w:hAnsi="Arial" w:cs="Arial"/>
-        </w:rPr>
-      </w:pPr>
-    </w:p>
-    <w:p>
-      <w:pPr>
-        <w:ind w:left="360"/>
-        <w:rPr>
-          <w:rFonts w:ascii="Arial" w:hAnsi="Arial" w:cs="Arial"/>
-        </w:rPr>
-      </w:pPr>
+        <w:rPr>
+          <w:rFonts w:ascii="Arial" w:hAnsi="Arial" w:cs="Arial"/>
+        </w:rPr>
+      </w:pPr>
+      <w:r>
+        <w:rPr>
+          <w:rFonts w:ascii="Arial" w:hAnsi="Arial" w:cs="Arial"/>
+        </w:rPr>
+        <w:t xml:space="preserve">El comando </w:t>
+      </w:r>
+      <w:r>
+        <w:rPr>
+          <w:rFonts w:ascii="Arial" w:hAnsi="Arial" w:cs="Arial"/>
+          <w:b/>
+          <w:bCs/>
+        </w:rPr>
+        <w:t xml:space="preserve">wc </w:t>
+      </w:r>
+      <w:r>
+        <w:rPr>
+          <w:rFonts w:ascii="Arial" w:hAnsi="Arial" w:cs="Arial"/>
+        </w:rPr>
+        <w:t xml:space="preserve">muestra un total de el archivo contiene que, en este caso el parámetro </w:t>
+      </w:r>
+      <w:r>
+        <w:rPr>
+          <w:rFonts w:ascii="Arial" w:hAnsi="Arial" w:cs="Arial"/>
+          <w:b/>
+          <w:bCs/>
+        </w:rPr>
+        <w:t xml:space="preserve">-l </w:t>
+      </w:r>
+      <w:r>
+        <w:rPr>
+          <w:rFonts w:ascii="Arial" w:hAnsi="Arial" w:cs="Arial"/>
+        </w:rPr>
+        <w:t xml:space="preserve">le dice al comando cuéntame cunatas líneas tiene el archivo. </w:t>
+      </w:r>
     </w:p>
     <w:p>
       <w:pPr>
@@ -1779,45 +3020,35 @@
         </w:numPr>
         <w:rPr>
           <w:rFonts w:ascii="Arial" w:hAnsi="Arial" w:cs="Arial"/>
-        </w:rPr>
-      </w:pPr>
-      <w:r>
-        <w:rPr>
-          <w:rFonts w:ascii="Arial" w:hAnsi="Arial" w:cs="Arial"/>
-        </w:rPr>
-        <w:lastRenderedPageBreak/>
-        <w:t>Mostrar los alumnos cuyo nombre o apellido tiene cuatro letras en total en el archivo lista.</w:t>
-      </w:r>
-    </w:p>
-    <w:p>
-      <w:pPr>
-        <w:ind w:left="360"/>
-        <w:rPr>
-          <w:rFonts w:ascii="Arial" w:hAnsi="Arial" w:cs="Arial"/>
-        </w:rPr>
-      </w:pPr>
-      <w:r>
-        <w:rPr>
-          <w:rFonts w:ascii="Arial" w:hAnsi="Arial" w:cs="Arial"/>
-        </w:rPr>
-        <w:t>No hay apellidos de 4 letras</w:t>
-      </w:r>
-    </w:p>
-    <w:p>
-      <w:pPr>
-        <w:rPr>
-          <w:rFonts w:ascii="Arial" w:hAnsi="Arial" w:cs="Arial"/>
-        </w:rPr>
-      </w:pPr>
-      <w:r>
-        <w:rPr>
-          <w:rFonts w:ascii="Arial" w:hAnsi="Arial" w:cs="Arial"/>
+          <w:b/>
+          <w:bCs/>
+        </w:rPr>
+      </w:pPr>
+      <w:r>
+        <w:rPr>
+          <w:rFonts w:ascii="Arial" w:hAnsi="Arial" w:cs="Arial"/>
+          <w:b/>
+          <w:bCs/>
+        </w:rPr>
+        <w:t>Muestre en qué líneas está la frase “las hormigas” en el archivo hormigas</w:t>
+      </w:r>
+    </w:p>
+    <w:p>
+      <w:pPr>
+        <w:rPr>
+          <w:rFonts w:ascii="Arial" w:hAnsi="Arial" w:cs="Arial"/>
+        </w:rPr>
+      </w:pPr>
+      <w:r>
+        <w:rPr>
+          <w:rFonts w:ascii="Arial" w:hAnsi="Arial" w:cs="Arial"/>
+          <w:noProof/>
         </w:rPr>
         <w:drawing>
-          <wp:inline distT="0" distB="0" distL="0" distR="0" wp14:anchorId="6611FC50" wp14:editId="34800CE9">
-            <wp:extent cx="4155440" cy="2731039"/>
-            <wp:effectExtent l="0" t="0" r="0" b="0"/>
-            <wp:docPr id="36" name="Picture 36"/>
+          <wp:inline distT="0" distB="0" distL="0" distR="0" wp14:anchorId="0AF4393A" wp14:editId="57AA8969">
+            <wp:extent cx="5330976" cy="1568450"/>
+            <wp:effectExtent l="0" t="0" r="3175" b="0"/>
+            <wp:docPr id="34" name="Picture 34"/>
             <wp:cNvGraphicFramePr>
               <a:graphicFrameLocks xmlns:a="http://schemas.openxmlformats.org/drawingml/2006/main" noChangeAspect="1"/>
             </wp:cNvGraphicFramePr>
@@ -1837,7 +3068,7 @@
                   <pic:spPr>
                     <a:xfrm>
                       <a:off x="0" y="0"/>
-                      <a:ext cx="4161978" cy="2735336"/>
+                      <a:ext cx="5352519" cy="1574788"/>
                     </a:xfrm>
                     <a:prstGeom prst="rect">
                       <a:avLst/>
@@ -1852,6 +3083,65 @@
     </w:p>
     <w:p>
       <w:pPr>
+        <w:rPr>
+          <w:rFonts w:ascii="Arial" w:hAnsi="Arial" w:cs="Arial"/>
+        </w:rPr>
+      </w:pPr>
+      <w:r>
+        <w:rPr>
+          <w:rFonts w:ascii="Arial" w:hAnsi="Arial" w:cs="Arial"/>
+        </w:rPr>
+        <w:t xml:space="preserve">Utilizamos el comando </w:t>
+      </w:r>
+      <w:r>
+        <w:rPr>
+          <w:rFonts w:ascii="Arial" w:hAnsi="Arial" w:cs="Arial"/>
+          <w:b/>
+          <w:bCs/>
+        </w:rPr>
+        <w:t xml:space="preserve">grep </w:t>
+      </w:r>
+      <w:r>
+        <w:rPr>
+          <w:rFonts w:ascii="Arial" w:hAnsi="Arial" w:cs="Arial"/>
+        </w:rPr>
+        <w:t xml:space="preserve">con el parámetro </w:t>
+      </w:r>
+      <w:r>
+        <w:rPr>
+          <w:rFonts w:ascii="Arial" w:hAnsi="Arial" w:cs="Arial"/>
+          <w:b/>
+          <w:bCs/>
+        </w:rPr>
+        <w:t xml:space="preserve">-n </w:t>
+      </w:r>
+      <w:r>
+        <w:rPr>
+          <w:rFonts w:ascii="Arial" w:hAnsi="Arial" w:cs="Arial"/>
+        </w:rPr>
+        <w:t>que le dice que enumere las líneas en donde encontró la cadena “las hormigas”</w:t>
+      </w:r>
+    </w:p>
+    <w:p>
+      <w:pPr>
+        <w:rPr>
+          <w:rFonts w:ascii="Arial" w:hAnsi="Arial" w:cs="Arial"/>
+          <w:b/>
+          <w:bCs/>
+        </w:rPr>
+      </w:pPr>
+    </w:p>
+    <w:p>
+      <w:pPr>
+        <w:rPr>
+          <w:rFonts w:ascii="Arial" w:hAnsi="Arial" w:cs="Arial"/>
+          <w:b/>
+          <w:bCs/>
+        </w:rPr>
+      </w:pPr>
+    </w:p>
+    <w:p>
+      <w:pPr>
         <w:pStyle w:val="ListParagraph"/>
         <w:numPr>
           <w:ilvl w:val="0"/>
@@ -1859,30 +3149,42 @@
         </w:numPr>
         <w:rPr>
           <w:rFonts w:ascii="Arial" w:hAnsi="Arial" w:cs="Arial"/>
-        </w:rPr>
-      </w:pPr>
-      <w:r>
-        <w:rPr>
-          <w:rFonts w:ascii="Arial" w:hAnsi="Arial" w:cs="Arial"/>
-        </w:rPr>
-        <w:t>Mostrar todos los alumnos que no se apellidan Perez en lista.</w:t>
-      </w:r>
-    </w:p>
-    <w:p>
-      <w:pPr>
-        <w:rPr>
-          <w:rFonts w:ascii="Arial" w:hAnsi="Arial" w:cs="Arial"/>
-        </w:rPr>
-      </w:pPr>
-      <w:r>
-        <w:rPr>
-          <w:rFonts w:ascii="Arial" w:hAnsi="Arial" w:cs="Arial"/>
+          <w:b/>
+          <w:bCs/>
+        </w:rPr>
+      </w:pPr>
+      <w:r>
+        <w:rPr>
+          <w:rFonts w:ascii="Arial" w:hAnsi="Arial" w:cs="Arial"/>
+        </w:rPr>
+        <w:t xml:space="preserve">. </w:t>
+      </w:r>
+      <w:r>
+        <w:rPr>
+          <w:rFonts w:ascii="Arial" w:hAnsi="Arial" w:cs="Arial"/>
+          <w:b/>
+          <w:bCs/>
+        </w:rPr>
+        <w:t>Muestre solo las líneas que empiezan con “La” en hormigas</w:t>
+      </w:r>
+    </w:p>
+    <w:p>
+      <w:pPr>
+        <w:ind w:left="360"/>
+        <w:rPr>
+          <w:rFonts w:ascii="Arial" w:hAnsi="Arial" w:cs="Arial"/>
+        </w:rPr>
+      </w:pPr>
+      <w:r>
+        <w:rPr>
+          <w:rFonts w:ascii="Arial" w:hAnsi="Arial" w:cs="Arial"/>
+          <w:noProof/>
         </w:rPr>
         <w:drawing>
-          <wp:inline distT="0" distB="0" distL="0" distR="0" wp14:anchorId="0CA4BD2C" wp14:editId="626E1089">
-            <wp:extent cx="4150705" cy="2683510"/>
-            <wp:effectExtent l="0" t="0" r="2540" b="2540"/>
-            <wp:docPr id="37" name="Picture 37"/>
+          <wp:inline distT="0" distB="0" distL="0" distR="0" wp14:anchorId="54079E19" wp14:editId="53AAF7B7">
+            <wp:extent cx="5827061" cy="831850"/>
+            <wp:effectExtent l="0" t="0" r="2540" b="6350"/>
+            <wp:docPr id="35" name="Picture 35"/>
             <wp:cNvGraphicFramePr>
               <a:graphicFrameLocks xmlns:a="http://schemas.openxmlformats.org/drawingml/2006/main" noChangeAspect="1"/>
             </wp:cNvGraphicFramePr>
@@ -1902,7 +3204,7 @@
                   <pic:spPr>
                     <a:xfrm>
                       <a:off x="0" y="0"/>
-                      <a:ext cx="4162131" cy="2690897"/>
+                      <a:ext cx="5831147" cy="832433"/>
                     </a:xfrm>
                     <a:prstGeom prst="rect">
                       <a:avLst/>
@@ -1917,52 +3219,67 @@
     </w:p>
     <w:p>
       <w:pPr>
-        <w:rPr>
-          <w:rFonts w:ascii="Arial" w:hAnsi="Arial" w:cs="Arial"/>
-        </w:rPr>
-      </w:pPr>
-    </w:p>
-    <w:p>
-      <w:pPr>
-        <w:rPr>
-          <w:rFonts w:ascii="Arial" w:hAnsi="Arial" w:cs="Arial"/>
-        </w:rPr>
-      </w:pPr>
-    </w:p>
-    <w:p>
-      <w:pPr>
-        <w:rPr>
-          <w:rFonts w:ascii="Arial" w:hAnsi="Arial" w:cs="Arial"/>
-        </w:rPr>
-      </w:pPr>
-    </w:p>
-    <w:p>
-      <w:pPr>
-        <w:rPr>
-          <w:rFonts w:ascii="Arial" w:hAnsi="Arial" w:cs="Arial"/>
-        </w:rPr>
-      </w:pPr>
-    </w:p>
-    <w:p>
-      <w:pPr>
-        <w:rPr>
-          <w:rFonts w:ascii="Arial" w:hAnsi="Arial" w:cs="Arial"/>
-        </w:rPr>
-      </w:pPr>
-    </w:p>
-    <w:p>
-      <w:pPr>
-        <w:rPr>
-          <w:rFonts w:ascii="Arial" w:hAnsi="Arial" w:cs="Arial"/>
-        </w:rPr>
-      </w:pPr>
-    </w:p>
-    <w:p>
-      <w:pPr>
-        <w:rPr>
-          <w:rFonts w:ascii="Arial" w:hAnsi="Arial" w:cs="Arial"/>
-        </w:rPr>
-      </w:pPr>
+        <w:ind w:left="360"/>
+        <w:rPr>
+          <w:rFonts w:ascii="Arial" w:hAnsi="Arial" w:cs="Arial"/>
+        </w:rPr>
+      </w:pPr>
+      <w:r>
+        <w:rPr>
+          <w:rFonts w:ascii="Arial" w:hAnsi="Arial" w:cs="Arial"/>
+        </w:rPr>
+        <w:t xml:space="preserve">Como anteriormente se menciono dentro de las expresiones regulares tenemos caracteres especiales que indican en este caso queremos que la línea </w:t>
+      </w:r>
+      <w:r>
+        <w:rPr>
+          <w:rFonts w:ascii="Arial" w:hAnsi="Arial" w:cs="Arial"/>
+        </w:rPr>
+        <w:t>empiece</w:t>
+      </w:r>
+      <w:r>
+        <w:rPr>
+          <w:rFonts w:ascii="Arial" w:hAnsi="Arial" w:cs="Arial"/>
+        </w:rPr>
+        <w:t xml:space="preserve"> con </w:t>
+      </w:r>
+      <w:r>
+        <w:rPr>
+          <w:rFonts w:ascii="Arial" w:hAnsi="Arial" w:cs="Arial"/>
+          <w:b/>
+          <w:bCs/>
+        </w:rPr>
+        <w:t xml:space="preserve">La </w:t>
+      </w:r>
+      <w:r>
+        <w:rPr>
+          <w:rFonts w:ascii="Arial" w:hAnsi="Arial" w:cs="Arial"/>
+        </w:rPr>
+        <w:t xml:space="preserve">y de ahí en mas puede ir lo que </w:t>
+      </w:r>
+      <w:r>
+        <w:rPr>
+          <w:rFonts w:ascii="Arial" w:hAnsi="Arial" w:cs="Arial"/>
+        </w:rPr>
+        <w:t>sea,</w:t>
+      </w:r>
+      <w:r>
+        <w:rPr>
+          <w:rFonts w:ascii="Arial" w:hAnsi="Arial" w:cs="Arial"/>
+        </w:rPr>
+        <w:t xml:space="preserve"> pero debe de empezar con es palabra si no, no la toma en cuneta y enumeramos las </w:t>
+      </w:r>
+      <w:r>
+        <w:rPr>
+          <w:rFonts w:ascii="Arial" w:hAnsi="Arial" w:cs="Arial"/>
+        </w:rPr>
+        <w:t>líneas</w:t>
+      </w:r>
+      <w:r>
+        <w:rPr>
+          <w:rFonts w:ascii="Arial" w:hAnsi="Arial" w:cs="Arial"/>
+        </w:rPr>
+        <w:t xml:space="preserve"> para un mejor entendimiento. </w:t>
+      </w:r>
     </w:p>
     <w:p>
       <w:pPr>
@@ -1973,14 +3290,17 @@
         </w:numPr>
         <w:rPr>
           <w:rFonts w:ascii="Arial" w:hAnsi="Arial" w:cs="Arial"/>
-        </w:rPr>
-      </w:pPr>
-      <w:r>
-        <w:rPr>
-          <w:rFonts w:ascii="Arial" w:hAnsi="Arial" w:cs="Arial"/>
-        </w:rPr>
-        <w:lastRenderedPageBreak/>
-        <w:t>Mostrar solamente el nombre y apellido del archivo delim.</w:t>
+          <w:b/>
+          <w:bCs/>
+        </w:rPr>
+      </w:pPr>
+      <w:r>
+        <w:rPr>
+          <w:rFonts w:ascii="Arial" w:hAnsi="Arial" w:cs="Arial"/>
+          <w:b/>
+          <w:bCs/>
+        </w:rPr>
+        <w:t>Mostrar los alumnos cuyo nombre o apellido tiene cuatro letras en total en el archivo lista.</w:t>
       </w:r>
     </w:p>
     <w:p>
@@ -1994,11 +3314,25 @@
         <w:rPr>
           <w:rFonts w:ascii="Arial" w:hAnsi="Arial" w:cs="Arial"/>
         </w:rPr>
+        <w:t>No hay apellidos de 4 letras</w:t>
+      </w:r>
+    </w:p>
+    <w:p>
+      <w:pPr>
+        <w:rPr>
+          <w:rFonts w:ascii="Arial" w:hAnsi="Arial" w:cs="Arial"/>
+        </w:rPr>
+      </w:pPr>
+      <w:r>
+        <w:rPr>
+          <w:rFonts w:ascii="Arial" w:hAnsi="Arial" w:cs="Arial"/>
+          <w:noProof/>
+        </w:rPr>
         <w:drawing>
-          <wp:inline distT="0" distB="0" distL="0" distR="0" wp14:anchorId="49AF8F28" wp14:editId="7299C884">
-            <wp:extent cx="2589420" cy="3924300"/>
-            <wp:effectExtent l="0" t="0" r="1905" b="0"/>
-            <wp:docPr id="38" name="Picture 38"/>
+          <wp:inline distT="0" distB="0" distL="0" distR="0" wp14:anchorId="6611FC50" wp14:editId="34800CE9">
+            <wp:extent cx="4155440" cy="2731039"/>
+            <wp:effectExtent l="0" t="0" r="0" b="0"/>
+            <wp:docPr id="36" name="Picture 36"/>
             <wp:cNvGraphicFramePr>
               <a:graphicFrameLocks xmlns:a="http://schemas.openxmlformats.org/drawingml/2006/main" noChangeAspect="1"/>
             </wp:cNvGraphicFramePr>
@@ -2018,7 +3352,7 @@
                   <pic:spPr>
                     <a:xfrm>
                       <a:off x="0" y="0"/>
-                      <a:ext cx="2596235" cy="3934629"/>
+                      <a:ext cx="4161978" cy="2735336"/>
                     </a:xfrm>
                     <a:prstGeom prst="rect">
                       <a:avLst/>
@@ -2033,6 +3367,67 @@
     </w:p>
     <w:p>
       <w:pPr>
+        <w:rPr>
+          <w:rFonts w:ascii="Arial" w:hAnsi="Arial" w:cs="Arial"/>
+        </w:rPr>
+      </w:pPr>
+      <w:r>
+        <w:rPr>
+          <w:rFonts w:ascii="Arial" w:hAnsi="Arial" w:cs="Arial"/>
+        </w:rPr>
+        <w:t xml:space="preserve">Utilizamos una expresión regular indicamos que busque una cadena que puede contener entre A-Z y deben de ser de 4 letras, en este caso no se encontró ningún apellido con dicha </w:t>
+      </w:r>
+      <w:r>
+        <w:rPr>
+          <w:rFonts w:ascii="Arial" w:hAnsi="Arial" w:cs="Arial"/>
+        </w:rPr>
+        <w:t>característica</w:t>
+      </w:r>
+    </w:p>
+    <w:p>
+      <w:pPr>
+        <w:rPr>
+          <w:rFonts w:ascii="Arial" w:hAnsi="Arial" w:cs="Arial"/>
+        </w:rPr>
+      </w:pPr>
+    </w:p>
+    <w:p>
+      <w:pPr>
+        <w:rPr>
+          <w:rFonts w:ascii="Arial" w:hAnsi="Arial" w:cs="Arial"/>
+        </w:rPr>
+      </w:pPr>
+    </w:p>
+    <w:p>
+      <w:pPr>
+        <w:rPr>
+          <w:rFonts w:ascii="Arial" w:hAnsi="Arial" w:cs="Arial"/>
+        </w:rPr>
+      </w:pPr>
+    </w:p>
+    <w:p>
+      <w:pPr>
+        <w:rPr>
+          <w:rFonts w:ascii="Arial" w:hAnsi="Arial" w:cs="Arial"/>
+        </w:rPr>
+      </w:pPr>
+    </w:p>
+    <w:p>
+      <w:pPr>
+        <w:rPr>
+          <w:rFonts w:ascii="Arial" w:hAnsi="Arial" w:cs="Arial"/>
+        </w:rPr>
+      </w:pPr>
+    </w:p>
+    <w:p>
+      <w:pPr>
+        <w:rPr>
+          <w:rFonts w:ascii="Arial" w:hAnsi="Arial" w:cs="Arial"/>
+        </w:rPr>
+      </w:pPr>
+    </w:p>
+    <w:p>
+      <w:pPr>
         <w:pStyle w:val="ListParagraph"/>
         <w:numPr>
           <w:ilvl w:val="0"/>
@@ -2040,31 +3435,36 @@
         </w:numPr>
         <w:rPr>
           <w:rFonts w:ascii="Arial" w:hAnsi="Arial" w:cs="Arial"/>
-        </w:rPr>
-      </w:pPr>
-      <w:r>
-        <w:rPr>
-          <w:rFonts w:ascii="Arial" w:hAnsi="Arial" w:cs="Arial"/>
-        </w:rPr>
-        <w:t>Mostrar solamente las matrículas del archivo delim.</w:t>
-      </w:r>
-    </w:p>
-    <w:p>
-      <w:pPr>
-        <w:ind w:left="360"/>
-        <w:rPr>
-          <w:rFonts w:ascii="Arial" w:hAnsi="Arial" w:cs="Arial"/>
-        </w:rPr>
-      </w:pPr>
-      <w:r>
-        <w:rPr>
-          <w:rFonts w:ascii="Arial" w:hAnsi="Arial" w:cs="Arial"/>
+          <w:b/>
+          <w:bCs/>
+        </w:rPr>
+      </w:pPr>
+      <w:r>
+        <w:rPr>
+          <w:rFonts w:ascii="Arial" w:hAnsi="Arial" w:cs="Arial"/>
+          <w:b/>
+          <w:bCs/>
+        </w:rPr>
+        <w:lastRenderedPageBreak/>
+        <w:t>Mostrar todos los alumnos que no se apellidan Perez en lista.</w:t>
+      </w:r>
+    </w:p>
+    <w:p>
+      <w:pPr>
+        <w:rPr>
+          <w:rFonts w:ascii="Arial" w:hAnsi="Arial" w:cs="Arial"/>
+        </w:rPr>
+      </w:pPr>
+      <w:r>
+        <w:rPr>
+          <w:rFonts w:ascii="Arial" w:hAnsi="Arial" w:cs="Arial"/>
+          <w:noProof/>
         </w:rPr>
         <w:drawing>
-          <wp:inline distT="0" distB="0" distL="0" distR="0" wp14:anchorId="0CF78AF9" wp14:editId="1D61F7EC">
-            <wp:extent cx="1779080" cy="2927350"/>
-            <wp:effectExtent l="0" t="0" r="0" b="6350"/>
-            <wp:docPr id="40" name="Picture 40"/>
+          <wp:inline distT="0" distB="0" distL="0" distR="0" wp14:anchorId="0CA4BD2C" wp14:editId="626E1089">
+            <wp:extent cx="4150705" cy="2683510"/>
+            <wp:effectExtent l="0" t="0" r="2540" b="2540"/>
+            <wp:docPr id="37" name="Picture 37"/>
             <wp:cNvGraphicFramePr>
               <a:graphicFrameLocks xmlns:a="http://schemas.openxmlformats.org/drawingml/2006/main" noChangeAspect="1"/>
             </wp:cNvGraphicFramePr>
@@ -2084,7 +3484,7 @@
                   <pic:spPr>
                     <a:xfrm>
                       <a:off x="0" y="0"/>
-                      <a:ext cx="1786415" cy="2939419"/>
+                      <a:ext cx="4162131" cy="2690897"/>
                     </a:xfrm>
                     <a:prstGeom prst="rect">
                       <a:avLst/>
@@ -2099,35 +3499,64 @@
     </w:p>
     <w:p>
       <w:pPr>
-        <w:ind w:left="360"/>
-        <w:rPr>
-          <w:rFonts w:ascii="Arial" w:hAnsi="Arial" w:cs="Arial"/>
-        </w:rPr>
-      </w:pPr>
-    </w:p>
-    <w:p>
-      <w:pPr>
-        <w:ind w:left="360"/>
-        <w:rPr>
-          <w:rFonts w:ascii="Arial" w:hAnsi="Arial" w:cs="Arial"/>
-        </w:rPr>
-      </w:pPr>
-    </w:p>
-    <w:p>
-      <w:pPr>
-        <w:ind w:left="360"/>
-        <w:rPr>
-          <w:rFonts w:ascii="Arial" w:hAnsi="Arial" w:cs="Arial"/>
-        </w:rPr>
-      </w:pPr>
-    </w:p>
-    <w:p>
-      <w:pPr>
-        <w:ind w:left="360"/>
-        <w:rPr>
-          <w:rFonts w:ascii="Arial" w:hAnsi="Arial" w:cs="Arial"/>
-        </w:rPr>
-      </w:pPr>
+        <w:rPr>
+          <w:rFonts w:ascii="Arial" w:hAnsi="Arial" w:cs="Arial"/>
+        </w:rPr>
+      </w:pPr>
+      <w:r>
+        <w:rPr>
+          <w:rFonts w:ascii="Arial" w:hAnsi="Arial" w:cs="Arial"/>
+        </w:rPr>
+        <w:t xml:space="preserve">Utilizando el comando </w:t>
+      </w:r>
+      <w:r>
+        <w:rPr>
+          <w:rFonts w:ascii="Arial" w:hAnsi="Arial" w:cs="Arial"/>
+          <w:b/>
+          <w:bCs/>
+        </w:rPr>
+        <w:t xml:space="preserve">grep </w:t>
+      </w:r>
+      <w:r>
+        <w:rPr>
+          <w:rFonts w:ascii="Arial" w:hAnsi="Arial" w:cs="Arial"/>
+        </w:rPr>
+        <w:t xml:space="preserve">con el parámetro </w:t>
+      </w:r>
+      <w:r>
+        <w:rPr>
+          <w:rFonts w:ascii="Arial" w:hAnsi="Arial" w:cs="Arial"/>
+          <w:b/>
+          <w:bCs/>
+        </w:rPr>
+        <w:t xml:space="preserve">-v </w:t>
+      </w:r>
+      <w:r>
+        <w:rPr>
+          <w:rFonts w:ascii="Arial" w:hAnsi="Arial" w:cs="Arial"/>
+        </w:rPr>
+        <w:t xml:space="preserve">le </w:t>
+      </w:r>
+      <w:r>
+        <w:rPr>
+          <w:rFonts w:ascii="Arial" w:hAnsi="Arial" w:cs="Arial"/>
+        </w:rPr>
+        <w:t>decíamos</w:t>
+      </w:r>
+      <w:r>
+        <w:rPr>
+          <w:rFonts w:ascii="Arial" w:hAnsi="Arial" w:cs="Arial"/>
+        </w:rPr>
+        <w:t xml:space="preserve"> que muestre todo lo que </w:t>
+      </w:r>
+      <w:r>
+        <w:rPr>
+          <w:rFonts w:ascii="Arial" w:hAnsi="Arial" w:cs="Arial"/>
+          <w:b/>
+          <w:bCs/>
+        </w:rPr>
+        <w:t xml:space="preserve">no tenga la cadena declarada. </w:t>
+      </w:r>
     </w:p>
     <w:p>
       <w:pPr>
@@ -2144,8 +3573,7 @@
         <w:rPr>
           <w:rFonts w:ascii="Arial" w:hAnsi="Arial" w:cs="Arial"/>
         </w:rPr>
-        <w:lastRenderedPageBreak/>
-        <w:t>Muestre en pantalla sólo la primera columna de caracteres del archivo lista</w:t>
+        <w:t>Mostrar solamente el nombre y apellido del archivo delim.</w:t>
       </w:r>
     </w:p>
     <w:p>
@@ -2158,12 +3586,13 @@
       <w:r>
         <w:rPr>
           <w:rFonts w:ascii="Arial" w:hAnsi="Arial" w:cs="Arial"/>
+          <w:noProof/>
         </w:rPr>
         <w:drawing>
-          <wp:inline distT="0" distB="0" distL="0" distR="0" wp14:anchorId="6E74C1B4" wp14:editId="4BBDCD91">
-            <wp:extent cx="1701800" cy="3626058"/>
-            <wp:effectExtent l="0" t="0" r="0" b="0"/>
-            <wp:docPr id="41" name="Picture 41"/>
+          <wp:inline distT="0" distB="0" distL="0" distR="0" wp14:anchorId="49AF8F28" wp14:editId="7299C884">
+            <wp:extent cx="2589420" cy="3924300"/>
+            <wp:effectExtent l="0" t="0" r="1905" b="0"/>
+            <wp:docPr id="38" name="Picture 38"/>
             <wp:cNvGraphicFramePr>
               <a:graphicFrameLocks xmlns:a="http://schemas.openxmlformats.org/drawingml/2006/main" noChangeAspect="1"/>
             </wp:cNvGraphicFramePr>
@@ -2183,7 +3612,7 @@
                   <pic:spPr>
                     <a:xfrm>
                       <a:off x="0" y="0"/>
-                      <a:ext cx="1706959" cy="3637051"/>
+                      <a:ext cx="2596235" cy="3934629"/>
                     </a:xfrm>
                     <a:prstGeom prst="rect">
                       <a:avLst/>
@@ -2198,6 +3627,132 @@
     </w:p>
     <w:p>
       <w:pPr>
+        <w:ind w:left="360"/>
+        <w:rPr>
+          <w:rFonts w:ascii="Arial" w:hAnsi="Arial" w:cs="Arial"/>
+        </w:rPr>
+      </w:pPr>
+      <w:r>
+        <w:rPr>
+          <w:rFonts w:ascii="Arial" w:hAnsi="Arial" w:cs="Arial"/>
+        </w:rPr>
+        <w:t xml:space="preserve">Con el comando </w:t>
+      </w:r>
+      <w:r>
+        <w:rPr>
+          <w:rFonts w:ascii="Arial" w:hAnsi="Arial" w:cs="Arial"/>
+          <w:b/>
+          <w:bCs/>
+        </w:rPr>
+        <w:t xml:space="preserve">cut </w:t>
+      </w:r>
+      <w:r>
+        <w:rPr>
+          <w:rFonts w:ascii="Arial" w:hAnsi="Arial" w:cs="Arial"/>
+        </w:rPr>
+        <w:t xml:space="preserve">le indicamos que solo queremos las perimas 3 lienas </w:t>
+      </w:r>
+      <w:r>
+        <w:rPr>
+          <w:rFonts w:ascii="Arial" w:hAnsi="Arial" w:cs="Arial"/>
+          <w:b/>
+          <w:bCs/>
+        </w:rPr>
+        <w:t xml:space="preserve">-f1,2,3 </w:t>
+      </w:r>
+      <w:r>
+        <w:rPr>
+          <w:rFonts w:ascii="Arial" w:hAnsi="Arial" w:cs="Arial"/>
+        </w:rPr>
+        <w:t xml:space="preserve">del archivo </w:t>
+      </w:r>
+      <w:r>
+        <w:rPr>
+          <w:rFonts w:ascii="Arial" w:hAnsi="Arial" w:cs="Arial"/>
+          <w:b/>
+          <w:bCs/>
+        </w:rPr>
+        <w:t xml:space="preserve">delim </w:t>
+      </w:r>
+      <w:r>
+        <w:rPr>
+          <w:rFonts w:ascii="Arial" w:hAnsi="Arial" w:cs="Arial"/>
+        </w:rPr>
+        <w:t xml:space="preserve">y cada </w:t>
+      </w:r>
+      <w:r>
+        <w:rPr>
+          <w:rFonts w:ascii="Arial" w:hAnsi="Arial" w:cs="Arial"/>
+        </w:rPr>
+        <w:t>columna</w:t>
+      </w:r>
+      <w:r>
+        <w:rPr>
+          <w:rFonts w:ascii="Arial" w:hAnsi="Arial" w:cs="Arial"/>
+        </w:rPr>
+        <w:t xml:space="preserve"> esta delimitada </w:t>
+      </w:r>
+      <w:proofErr w:type="gramStart"/>
+      <w:r>
+        <w:rPr>
+          <w:rFonts w:ascii="Arial" w:hAnsi="Arial" w:cs="Arial"/>
+        </w:rPr>
+        <w:t>con :</w:t>
+      </w:r>
+      <w:proofErr w:type="gramEnd"/>
+      <w:r>
+        <w:rPr>
+          <w:rFonts w:ascii="Arial" w:hAnsi="Arial" w:cs="Arial"/>
+        </w:rPr>
+        <w:t xml:space="preserve"> </w:t>
+      </w:r>
+      <w:r>
+        <w:rPr>
+          <w:rFonts w:ascii="Arial" w:hAnsi="Arial" w:cs="Arial"/>
+          <w:b/>
+          <w:bCs/>
+        </w:rPr>
+        <w:t xml:space="preserve">-d”:” </w:t>
+      </w:r>
+      <w:r>
+        <w:rPr>
+          <w:rFonts w:ascii="Arial" w:hAnsi="Arial" w:cs="Arial"/>
+        </w:rPr>
+        <w:t>así</w:t>
+      </w:r>
+      <w:r>
+        <w:rPr>
+          <w:rFonts w:ascii="Arial" w:hAnsi="Arial" w:cs="Arial"/>
+        </w:rPr>
+        <w:t xml:space="preserve"> es como solo nos mues</w:t>
+      </w:r>
+      <w:r>
+        <w:rPr>
+          <w:rFonts w:ascii="Arial" w:hAnsi="Arial" w:cs="Arial"/>
+        </w:rPr>
+        <w:t>tr</w:t>
+      </w:r>
+      <w:r>
+        <w:rPr>
+          <w:rFonts w:ascii="Arial" w:hAnsi="Arial" w:cs="Arial"/>
+        </w:rPr>
+        <w:t xml:space="preserve">a esas 3 columnas que nos interesa sin demás cosas que a lo mejor podría </w:t>
+      </w:r>
+      <w:r>
+        <w:rPr>
+          <w:rFonts w:ascii="Arial" w:hAnsi="Arial" w:cs="Arial"/>
+        </w:rPr>
+        <w:t>confundirnos</w:t>
+      </w:r>
+      <w:r>
+        <w:rPr>
+          <w:rFonts w:ascii="Arial" w:hAnsi="Arial" w:cs="Arial"/>
+        </w:rPr>
+        <w:t xml:space="preserve"> </w:t>
+      </w:r>
+    </w:p>
+    <w:p>
+      <w:pPr>
         <w:pStyle w:val="ListParagraph"/>
         <w:numPr>
           <w:ilvl w:val="0"/>
@@ -2205,13 +3760,18 @@
         </w:numPr>
         <w:rPr>
           <w:rFonts w:ascii="Arial" w:hAnsi="Arial" w:cs="Arial"/>
-        </w:rPr>
-      </w:pPr>
-      <w:r>
-        <w:rPr>
-          <w:rFonts w:ascii="Arial" w:hAnsi="Arial" w:cs="Arial"/>
-        </w:rPr>
-        <w:t>. Muestre ahora los caracteres 18 al 25 de hormigas</w:t>
+          <w:b/>
+          <w:bCs/>
+        </w:rPr>
+      </w:pPr>
+      <w:r>
+        <w:rPr>
+          <w:rFonts w:ascii="Arial" w:hAnsi="Arial" w:cs="Arial"/>
+          <w:b/>
+          <w:bCs/>
+        </w:rPr>
+        <w:lastRenderedPageBreak/>
+        <w:t>Mostrar solamente las matrículas del archivo delim.</w:t>
       </w:r>
     </w:p>
     <w:p>
@@ -2224,12 +3784,13 @@
       <w:r>
         <w:rPr>
           <w:rFonts w:ascii="Arial" w:hAnsi="Arial" w:cs="Arial"/>
+          <w:noProof/>
         </w:rPr>
         <w:drawing>
-          <wp:inline distT="0" distB="0" distL="0" distR="0" wp14:anchorId="07AB93AB" wp14:editId="79B0E860">
-            <wp:extent cx="3031760" cy="3194685"/>
-            <wp:effectExtent l="0" t="0" r="0" b="5715"/>
-            <wp:docPr id="43" name="Picture 43"/>
+          <wp:inline distT="0" distB="0" distL="0" distR="0" wp14:anchorId="0CF78AF9" wp14:editId="1D61F7EC">
+            <wp:extent cx="1779080" cy="2927350"/>
+            <wp:effectExtent l="0" t="0" r="0" b="6350"/>
+            <wp:docPr id="40" name="Picture 40"/>
             <wp:cNvGraphicFramePr>
               <a:graphicFrameLocks xmlns:a="http://schemas.openxmlformats.org/drawingml/2006/main" noChangeAspect="1"/>
             </wp:cNvGraphicFramePr>
@@ -2249,7 +3810,7 @@
                   <pic:spPr>
                     <a:xfrm>
                       <a:off x="0" y="0"/>
-                      <a:ext cx="3038717" cy="3202015"/>
+                      <a:ext cx="1786415" cy="2939419"/>
                     </a:xfrm>
                     <a:prstGeom prst="rect">
                       <a:avLst/>
@@ -2269,22 +3830,24 @@
           <w:rFonts w:ascii="Arial" w:hAnsi="Arial" w:cs="Arial"/>
         </w:rPr>
       </w:pPr>
-    </w:p>
-    <w:p>
-      <w:pPr>
-        <w:ind w:left="360"/>
-        <w:rPr>
-          <w:rFonts w:ascii="Arial" w:hAnsi="Arial" w:cs="Arial"/>
-        </w:rPr>
-      </w:pPr>
-    </w:p>
-    <w:p>
-      <w:pPr>
-        <w:ind w:left="360"/>
-        <w:rPr>
-          <w:rFonts w:ascii="Arial" w:hAnsi="Arial" w:cs="Arial"/>
-        </w:rPr>
-      </w:pPr>
+      <w:r>
+        <w:rPr>
+          <w:rFonts w:ascii="Arial" w:hAnsi="Arial" w:cs="Arial"/>
+        </w:rPr>
+        <w:t xml:space="preserve">Aquí aplica lo mismo solo que solo queremos 1 </w:t>
+      </w:r>
+      <w:r>
+        <w:rPr>
+          <w:rFonts w:ascii="Arial" w:hAnsi="Arial" w:cs="Arial"/>
+        </w:rPr>
+        <w:t>columna</w:t>
+      </w:r>
+      <w:r>
+        <w:rPr>
+          <w:rFonts w:ascii="Arial" w:hAnsi="Arial" w:cs="Arial"/>
+        </w:rPr>
+        <w:t xml:space="preserve"> la numero 4. </w:t>
+      </w:r>
     </w:p>
     <w:p>
       <w:pPr>
@@ -2295,14 +3858,17 @@
         </w:numPr>
         <w:rPr>
           <w:rFonts w:ascii="Arial" w:hAnsi="Arial" w:cs="Arial"/>
-        </w:rPr>
-      </w:pPr>
-      <w:r>
-        <w:rPr>
-          <w:rFonts w:ascii="Arial" w:hAnsi="Arial" w:cs="Arial"/>
-        </w:rPr>
-        <w:lastRenderedPageBreak/>
-        <w:t>Muestre el campo número 3 del archivo delim.</w:t>
+          <w:b/>
+          <w:bCs/>
+        </w:rPr>
+      </w:pPr>
+      <w:r>
+        <w:rPr>
+          <w:rFonts w:ascii="Arial" w:hAnsi="Arial" w:cs="Arial"/>
+          <w:b/>
+          <w:bCs/>
+        </w:rPr>
+        <w:t>Muestre en pantalla sólo la primera columna de caracteres del archivo lista</w:t>
       </w:r>
     </w:p>
     <w:p>
@@ -2315,12 +3881,13 @@
       <w:r>
         <w:rPr>
           <w:rFonts w:ascii="Arial" w:hAnsi="Arial" w:cs="Arial"/>
+          <w:noProof/>
         </w:rPr>
         <w:drawing>
-          <wp:inline distT="0" distB="0" distL="0" distR="0" wp14:anchorId="6E820ECE" wp14:editId="489EFA09">
-            <wp:extent cx="1979147" cy="3378200"/>
-            <wp:effectExtent l="0" t="0" r="2540" b="0"/>
-            <wp:docPr id="44" name="Picture 44"/>
+          <wp:inline distT="0" distB="0" distL="0" distR="0" wp14:anchorId="6E74C1B4" wp14:editId="4BBDCD91">
+            <wp:extent cx="1701800" cy="3626058"/>
+            <wp:effectExtent l="0" t="0" r="0" b="0"/>
+            <wp:docPr id="41" name="Picture 41"/>
             <wp:cNvGraphicFramePr>
               <a:graphicFrameLocks xmlns:a="http://schemas.openxmlformats.org/drawingml/2006/main" noChangeAspect="1"/>
             </wp:cNvGraphicFramePr>
@@ -2340,7 +3907,7 @@
                   <pic:spPr>
                     <a:xfrm>
                       <a:off x="0" y="0"/>
-                      <a:ext cx="1985469" cy="3388990"/>
+                      <a:ext cx="1706959" cy="3637051"/>
                     </a:xfrm>
                     <a:prstGeom prst="rect">
                       <a:avLst/>
@@ -2355,6 +3922,74 @@
     </w:p>
     <w:p>
       <w:pPr>
+        <w:ind w:left="360"/>
+        <w:rPr>
+          <w:rFonts w:ascii="Arial" w:hAnsi="Arial" w:cs="Arial"/>
+        </w:rPr>
+      </w:pPr>
+      <w:r>
+        <w:rPr>
+          <w:rFonts w:ascii="Arial" w:hAnsi="Arial" w:cs="Arial"/>
+        </w:rPr>
+        <w:t xml:space="preserve">El comando </w:t>
+      </w:r>
+      <w:r>
+        <w:rPr>
+          <w:rFonts w:ascii="Arial" w:hAnsi="Arial" w:cs="Arial"/>
+          <w:b/>
+          <w:bCs/>
+        </w:rPr>
+        <w:t xml:space="preserve">-c </w:t>
+      </w:r>
+      <w:r>
+        <w:rPr>
+          <w:rFonts w:ascii="Arial" w:hAnsi="Arial" w:cs="Arial"/>
+        </w:rPr>
+        <w:t xml:space="preserve">le indica al </w:t>
+      </w:r>
+      <w:r>
+        <w:rPr>
+          <w:rFonts w:ascii="Arial" w:hAnsi="Arial" w:cs="Arial"/>
+        </w:rPr>
+        <w:t>comando</w:t>
+      </w:r>
+      <w:r>
+        <w:rPr>
+          <w:rFonts w:ascii="Arial" w:hAnsi="Arial" w:cs="Arial"/>
+        </w:rPr>
+        <w:t xml:space="preserve"> </w:t>
+      </w:r>
+      <w:r>
+        <w:rPr>
+          <w:rFonts w:ascii="Arial" w:hAnsi="Arial" w:cs="Arial"/>
+          <w:b/>
+          <w:bCs/>
+        </w:rPr>
+        <w:t xml:space="preserve">cut </w:t>
+      </w:r>
+      <w:r>
+        <w:rPr>
+          <w:rFonts w:ascii="Arial" w:hAnsi="Arial" w:cs="Arial"/>
+        </w:rPr>
+        <w:t xml:space="preserve">que quiere sola un rango de caracteres. En este caso sola la </w:t>
+      </w:r>
+      <w:r>
+        <w:rPr>
+          <w:rFonts w:ascii="Arial" w:hAnsi="Arial" w:cs="Arial"/>
+        </w:rPr>
+        <w:t>primera letra</w:t>
+      </w:r>
+    </w:p>
+    <w:p>
+      <w:pPr>
+        <w:ind w:left="360"/>
+        <w:rPr>
+          <w:rFonts w:ascii="Arial" w:hAnsi="Arial" w:cs="Arial"/>
+        </w:rPr>
+      </w:pPr>
+    </w:p>
+    <w:p>
+      <w:pPr>
         <w:pStyle w:val="ListParagraph"/>
         <w:numPr>
           <w:ilvl w:val="0"/>
@@ -2362,13 +3997,18 @@
         </w:numPr>
         <w:rPr>
           <w:rFonts w:ascii="Arial" w:hAnsi="Arial" w:cs="Arial"/>
-        </w:rPr>
-      </w:pPr>
-      <w:r>
-        <w:rPr>
-          <w:rFonts w:ascii="Arial" w:hAnsi="Arial" w:cs="Arial"/>
-        </w:rPr>
-        <w:t>Muestre los renglones del archivo lista donde el apellido paterno sea Perez</w:t>
+          <w:b/>
+          <w:bCs/>
+        </w:rPr>
+      </w:pPr>
+      <w:r>
+        <w:rPr>
+          <w:rFonts w:ascii="Arial" w:hAnsi="Arial" w:cs="Arial"/>
+          <w:b/>
+          <w:bCs/>
+        </w:rPr>
+        <w:lastRenderedPageBreak/>
+        <w:t>. Muestre ahora los caracteres 18 al 25 de hormigas</w:t>
       </w:r>
     </w:p>
     <w:p>
@@ -2381,12 +4021,13 @@
       <w:r>
         <w:rPr>
           <w:rFonts w:ascii="Arial" w:hAnsi="Arial" w:cs="Arial"/>
+          <w:noProof/>
         </w:rPr>
         <w:drawing>
-          <wp:inline distT="0" distB="0" distL="0" distR="0" wp14:anchorId="28449646" wp14:editId="729CE5EE">
-            <wp:extent cx="4879340" cy="736721"/>
-            <wp:effectExtent l="0" t="0" r="0" b="6350"/>
-            <wp:docPr id="45" name="Picture 45"/>
+          <wp:inline distT="0" distB="0" distL="0" distR="0" wp14:anchorId="07AB93AB" wp14:editId="79B0E860">
+            <wp:extent cx="3031760" cy="3194685"/>
+            <wp:effectExtent l="0" t="0" r="0" b="5715"/>
+            <wp:docPr id="43" name="Picture 43"/>
             <wp:cNvGraphicFramePr>
               <a:graphicFrameLocks xmlns:a="http://schemas.openxmlformats.org/drawingml/2006/main" noChangeAspect="1"/>
             </wp:cNvGraphicFramePr>
@@ -2406,7 +4047,7 @@
                   <pic:spPr>
                     <a:xfrm>
                       <a:off x="0" y="0"/>
-                      <a:ext cx="4897437" cy="739453"/>
+                      <a:ext cx="3038717" cy="3202015"/>
                     </a:xfrm>
                     <a:prstGeom prst="rect">
                       <a:avLst/>
@@ -2421,6 +4062,56 @@
     </w:p>
     <w:p>
       <w:pPr>
+        <w:ind w:left="360"/>
+        <w:rPr>
+          <w:rFonts w:ascii="Arial" w:hAnsi="Arial" w:cs="Arial"/>
+        </w:rPr>
+      </w:pPr>
+      <w:r>
+        <w:rPr>
+          <w:rFonts w:ascii="Arial" w:hAnsi="Arial" w:cs="Arial"/>
+        </w:rPr>
+        <w:t xml:space="preserve">En este estamos </w:t>
+      </w:r>
+      <w:r>
+        <w:rPr>
+          <w:rFonts w:ascii="Arial" w:hAnsi="Arial" w:cs="Arial"/>
+        </w:rPr>
+        <w:t>haciendo</w:t>
+      </w:r>
+      <w:r>
+        <w:rPr>
+          <w:rFonts w:ascii="Arial" w:hAnsi="Arial" w:cs="Arial"/>
+        </w:rPr>
+        <w:t xml:space="preserve"> una </w:t>
+      </w:r>
+      <w:r>
+        <w:rPr>
+          <w:rFonts w:ascii="Arial" w:hAnsi="Arial" w:cs="Arial"/>
+        </w:rPr>
+        <w:t>muestra</w:t>
+      </w:r>
+      <w:r>
+        <w:rPr>
+          <w:rFonts w:ascii="Arial" w:hAnsi="Arial" w:cs="Arial"/>
+        </w:rPr>
+        <w:t xml:space="preserve"> de como seria, </w:t>
+      </w:r>
+      <w:r>
+        <w:rPr>
+          <w:rFonts w:ascii="Arial" w:hAnsi="Arial" w:cs="Arial"/>
+        </w:rPr>
+        <w:t>mostrando</w:t>
+      </w:r>
+      <w:r>
+        <w:rPr>
+          <w:rFonts w:ascii="Arial" w:hAnsi="Arial" w:cs="Arial"/>
+        </w:rPr>
+        <w:t xml:space="preserve"> solo un rango de 7 caracteres dentro de todo el archivo</w:t>
+      </w:r>
+    </w:p>
+    <w:p>
+      <w:pPr>
         <w:pStyle w:val="ListParagraph"/>
         <w:numPr>
           <w:ilvl w:val="0"/>
@@ -2428,13 +4119,17 @@
         </w:numPr>
         <w:rPr>
           <w:rFonts w:ascii="Arial" w:hAnsi="Arial" w:cs="Arial"/>
-        </w:rPr>
-      </w:pPr>
-      <w:r>
-        <w:rPr>
-          <w:rFonts w:ascii="Arial" w:hAnsi="Arial" w:cs="Arial"/>
-        </w:rPr>
-        <w:t>. Muestre los renglones del archivo delim cuyo nombre sea luis.</w:t>
+          <w:b/>
+          <w:bCs/>
+        </w:rPr>
+      </w:pPr>
+      <w:r>
+        <w:rPr>
+          <w:rFonts w:ascii="Arial" w:hAnsi="Arial" w:cs="Arial"/>
+          <w:b/>
+          <w:bCs/>
+        </w:rPr>
+        <w:t>Muestre el campo número 3 del archivo delim.</w:t>
       </w:r>
     </w:p>
     <w:p>
@@ -2447,12 +4142,13 @@
       <w:r>
         <w:rPr>
           <w:rFonts w:ascii="Arial" w:hAnsi="Arial" w:cs="Arial"/>
+          <w:noProof/>
         </w:rPr>
         <w:drawing>
-          <wp:inline distT="0" distB="0" distL="0" distR="0" wp14:anchorId="536E861D" wp14:editId="2D9E3D9E">
-            <wp:extent cx="3260724" cy="715769"/>
-            <wp:effectExtent l="0" t="0" r="0" b="8255"/>
-            <wp:docPr id="47" name="Picture 47"/>
+          <wp:inline distT="0" distB="0" distL="0" distR="0" wp14:anchorId="6E820ECE" wp14:editId="489EFA09">
+            <wp:extent cx="1979147" cy="3378200"/>
+            <wp:effectExtent l="0" t="0" r="2540" b="0"/>
+            <wp:docPr id="44" name="Picture 44"/>
             <wp:cNvGraphicFramePr>
               <a:graphicFrameLocks xmlns:a="http://schemas.openxmlformats.org/drawingml/2006/main" noChangeAspect="1"/>
             </wp:cNvGraphicFramePr>
@@ -2472,7 +4168,7 @@
                   <pic:spPr>
                     <a:xfrm>
                       <a:off x="0" y="0"/>
-                      <a:ext cx="3286192" cy="721360"/>
+                      <a:ext cx="1985469" cy="3388990"/>
                     </a:xfrm>
                     <a:prstGeom prst="rect">
                       <a:avLst/>
@@ -2487,6 +4183,94 @@
     </w:p>
     <w:p>
       <w:pPr>
+        <w:ind w:left="360"/>
+        <w:rPr>
+          <w:rFonts w:ascii="Arial" w:hAnsi="Arial" w:cs="Arial"/>
+        </w:rPr>
+      </w:pPr>
+      <w:r>
+        <w:rPr>
+          <w:rFonts w:ascii="Arial" w:hAnsi="Arial" w:cs="Arial"/>
+        </w:rPr>
+        <w:t xml:space="preserve">Utilizando el comando </w:t>
+      </w:r>
+      <w:r>
+        <w:rPr>
+          <w:rFonts w:ascii="Arial" w:hAnsi="Arial" w:cs="Arial"/>
+          <w:b/>
+          <w:bCs/>
+        </w:rPr>
+        <w:t xml:space="preserve">cut </w:t>
+      </w:r>
+      <w:r>
+        <w:rPr>
+          <w:rFonts w:ascii="Arial" w:hAnsi="Arial" w:cs="Arial"/>
+        </w:rPr>
+        <w:t xml:space="preserve">le indicamos que </w:t>
+      </w:r>
+      <w:r>
+        <w:rPr>
+          <w:rFonts w:ascii="Arial" w:hAnsi="Arial" w:cs="Arial"/>
+        </w:rPr>
+        <w:t>queremos</w:t>
+      </w:r>
+      <w:r>
+        <w:rPr>
+          <w:rFonts w:ascii="Arial" w:hAnsi="Arial" w:cs="Arial"/>
+        </w:rPr>
+        <w:t xml:space="preserve"> la columna 3, </w:t>
+      </w:r>
+      <w:r>
+        <w:rPr>
+          <w:rFonts w:ascii="Arial" w:hAnsi="Arial" w:cs="Arial"/>
+          <w:b/>
+          <w:bCs/>
+        </w:rPr>
+        <w:t xml:space="preserve">-f3 </w:t>
+      </w:r>
+      <w:r>
+        <w:rPr>
+          <w:rFonts w:ascii="Arial" w:hAnsi="Arial" w:cs="Arial"/>
+        </w:rPr>
+        <w:t>eliminados</w:t>
+      </w:r>
+      <w:r>
+        <w:rPr>
+          <w:rFonts w:ascii="Arial" w:hAnsi="Arial" w:cs="Arial"/>
+        </w:rPr>
+        <w:t xml:space="preserve"> por el </w:t>
+      </w:r>
+      <w:r>
+        <w:rPr>
+          <w:rFonts w:ascii="Arial" w:hAnsi="Arial" w:cs="Arial"/>
+        </w:rPr>
+        <w:t>carácter:</w:t>
+      </w:r>
+      <w:r>
+        <w:rPr>
+          <w:rFonts w:ascii="Arial" w:hAnsi="Arial" w:cs="Arial"/>
+          <w:b/>
+          <w:bCs/>
+        </w:rPr>
+        <w:t xml:space="preserve"> </w:t>
+      </w:r>
+      <w:r>
+        <w:rPr>
+          <w:rFonts w:ascii="Arial" w:hAnsi="Arial" w:cs="Arial"/>
+          <w:b/>
+          <w:bCs/>
+        </w:rPr>
+        <w:t xml:space="preserve">-d”:” </w:t>
+      </w:r>
+      <w:r>
+        <w:rPr>
+          <w:rFonts w:ascii="Arial" w:hAnsi="Arial" w:cs="Arial"/>
+        </w:rPr>
+        <w:t xml:space="preserve">entonces tomara que cada columna esta delimitada por ese carácter. </w:t>
+      </w:r>
+    </w:p>
+    <w:p>
+      <w:pPr>
         <w:pStyle w:val="ListParagraph"/>
         <w:numPr>
           <w:ilvl w:val="0"/>
@@ -2494,13 +4278,18 @@
         </w:numPr>
         <w:rPr>
           <w:rFonts w:ascii="Arial" w:hAnsi="Arial" w:cs="Arial"/>
-        </w:rPr>
-      </w:pPr>
-      <w:r>
-        <w:rPr>
-          <w:rFonts w:ascii="Arial" w:hAnsi="Arial" w:cs="Arial"/>
-        </w:rPr>
-        <w:t>Muestre las líneas del archivo hormigas que contienen la palabra Utopia. ¿Qué número son?</w:t>
+          <w:b/>
+          <w:bCs/>
+        </w:rPr>
+      </w:pPr>
+      <w:r>
+        <w:rPr>
+          <w:rFonts w:ascii="Arial" w:hAnsi="Arial" w:cs="Arial"/>
+          <w:b/>
+          <w:bCs/>
+        </w:rPr>
+        <w:lastRenderedPageBreak/>
+        <w:t>Muestre los renglones del archivo lista donde el apellido paterno sea Perez</w:t>
       </w:r>
     </w:p>
     <w:p>
@@ -2513,12 +4302,13 @@
       <w:r>
         <w:rPr>
           <w:rFonts w:ascii="Arial" w:hAnsi="Arial" w:cs="Arial"/>
+          <w:noProof/>
         </w:rPr>
         <w:drawing>
-          <wp:inline distT="0" distB="0" distL="0" distR="0" wp14:anchorId="16EC4893" wp14:editId="1CF788DA">
-            <wp:extent cx="5400040" cy="1681480"/>
-            <wp:effectExtent l="0" t="0" r="0" b="0"/>
-            <wp:docPr id="48" name="Picture 48"/>
+          <wp:inline distT="0" distB="0" distL="0" distR="0" wp14:anchorId="28449646" wp14:editId="729CE5EE">
+            <wp:extent cx="4879340" cy="736721"/>
+            <wp:effectExtent l="0" t="0" r="0" b="6350"/>
+            <wp:docPr id="45" name="Picture 45"/>
             <wp:cNvGraphicFramePr>
               <a:graphicFrameLocks xmlns:a="http://schemas.openxmlformats.org/drawingml/2006/main" noChangeAspect="1"/>
             </wp:cNvGraphicFramePr>
@@ -2538,7 +4328,7 @@
                   <pic:spPr>
                     <a:xfrm>
                       <a:off x="0" y="0"/>
-                      <a:ext cx="5400040" cy="1681480"/>
+                      <a:ext cx="4897437" cy="739453"/>
                     </a:xfrm>
                     <a:prstGeom prst="rect">
                       <a:avLst/>
@@ -2558,6 +4348,60 @@
           <w:rFonts w:ascii="Arial" w:hAnsi="Arial" w:cs="Arial"/>
         </w:rPr>
       </w:pPr>
+      <w:r>
+        <w:rPr>
+          <w:rFonts w:ascii="Arial" w:hAnsi="Arial" w:cs="Arial"/>
+        </w:rPr>
+        <w:t xml:space="preserve">En este caso, como el apellido paterno es el que empieza la línea, le indicamos que </w:t>
+      </w:r>
+      <w:r>
+        <w:rPr>
+          <w:rFonts w:ascii="Arial" w:hAnsi="Arial" w:cs="Arial"/>
+        </w:rPr>
+        <w:t>queremos</w:t>
+      </w:r>
+      <w:r>
+        <w:rPr>
+          <w:rFonts w:ascii="Arial" w:hAnsi="Arial" w:cs="Arial"/>
+        </w:rPr>
+        <w:t xml:space="preserve"> que la línea empiece con esa cadena, porque puede que haya personas con el apellido materno “</w:t>
+      </w:r>
+      <w:r>
+        <w:rPr>
+          <w:rFonts w:ascii="Arial" w:hAnsi="Arial" w:cs="Arial"/>
+          <w:b/>
+          <w:bCs/>
+        </w:rPr>
+        <w:t xml:space="preserve">PEREZ” </w:t>
+      </w:r>
+      <w:r>
+        <w:rPr>
+          <w:rFonts w:ascii="Arial" w:hAnsi="Arial" w:cs="Arial"/>
+        </w:rPr>
+        <w:t xml:space="preserve">pero no cumple con el criterio, entonces le indicamos con </w:t>
+      </w:r>
+      <w:r>
+        <w:rPr>
+          <w:rFonts w:ascii="Arial" w:hAnsi="Arial" w:cs="Arial"/>
+          <w:b/>
+          <w:bCs/>
+        </w:rPr>
+        <w:t>^</w:t>
+      </w:r>
+      <w:r>
+        <w:rPr>
+          <w:rFonts w:ascii="Arial" w:hAnsi="Arial" w:cs="Arial"/>
+          <w:b/>
+          <w:bCs/>
+        </w:rPr>
+        <w:t xml:space="preserve"> </w:t>
+      </w:r>
+      <w:r>
+        <w:rPr>
+          <w:rFonts w:ascii="Arial" w:hAnsi="Arial" w:cs="Arial"/>
+        </w:rPr>
+        <w:t xml:space="preserve">que queremos que empiece el apellido paterno. </w:t>
+      </w:r>
     </w:p>
     <w:p>
       <w:pPr>
@@ -2574,8 +4418,15 @@
         <w:rPr>
           <w:rFonts w:ascii="Arial" w:hAnsi="Arial" w:cs="Arial"/>
         </w:rPr>
-        <w:lastRenderedPageBreak/>
-        <w:t>Muestre la línea de lista que contiene el nombre Noemi al final.</w:t>
+        <w:t xml:space="preserve">. </w:t>
+      </w:r>
+      <w:r>
+        <w:rPr>
+          <w:rFonts w:ascii="Arial" w:hAnsi="Arial" w:cs="Arial"/>
+          <w:b/>
+          <w:bCs/>
+        </w:rPr>
+        <w:t>Muestre los renglones del archivo delim cuyo nombre sea luis.</w:t>
       </w:r>
     </w:p>
     <w:p>
@@ -2588,12 +4439,13 @@
       <w:r>
         <w:rPr>
           <w:rFonts w:ascii="Arial" w:hAnsi="Arial" w:cs="Arial"/>
+          <w:noProof/>
         </w:rPr>
         <w:drawing>
-          <wp:inline distT="0" distB="0" distL="0" distR="0" wp14:anchorId="430C6456" wp14:editId="3DB4A3FB">
-            <wp:extent cx="5400040" cy="555625"/>
-            <wp:effectExtent l="0" t="0" r="0" b="0"/>
-            <wp:docPr id="49" name="Picture 49"/>
+          <wp:inline distT="0" distB="0" distL="0" distR="0" wp14:anchorId="536E861D" wp14:editId="2D9E3D9E">
+            <wp:extent cx="3260724" cy="715769"/>
+            <wp:effectExtent l="0" t="0" r="0" b="8255"/>
+            <wp:docPr id="47" name="Picture 47"/>
             <wp:cNvGraphicFramePr>
               <a:graphicFrameLocks xmlns:a="http://schemas.openxmlformats.org/drawingml/2006/main" noChangeAspect="1"/>
             </wp:cNvGraphicFramePr>
@@ -2613,7 +4465,7 @@
                   <pic:spPr>
                     <a:xfrm>
                       <a:off x="0" y="0"/>
-                      <a:ext cx="5400040" cy="555625"/>
+                      <a:ext cx="3286192" cy="721360"/>
                     </a:xfrm>
                     <a:prstGeom prst="rect">
                       <a:avLst/>
@@ -2628,6 +4480,44 @@
     </w:p>
     <w:p>
       <w:pPr>
+        <w:ind w:left="360"/>
+        <w:rPr>
+          <w:rFonts w:ascii="Arial" w:hAnsi="Arial" w:cs="Arial"/>
+        </w:rPr>
+      </w:pPr>
+      <w:r>
+        <w:rPr>
+          <w:rFonts w:ascii="Arial" w:hAnsi="Arial" w:cs="Arial"/>
+        </w:rPr>
+        <w:t xml:space="preserve">Aquí solo es necesario indicar la cadena, y nos mostrara </w:t>
+      </w:r>
+      <w:r>
+        <w:rPr>
+          <w:rFonts w:ascii="Arial" w:hAnsi="Arial" w:cs="Arial"/>
+        </w:rPr>
+        <w:t>los alumnos</w:t>
+      </w:r>
+      <w:r>
+        <w:rPr>
+          <w:rFonts w:ascii="Arial" w:hAnsi="Arial" w:cs="Arial"/>
+        </w:rPr>
+        <w:t xml:space="preserve"> con el nombre de Luis y el </w:t>
+      </w:r>
+      <w:r>
+        <w:rPr>
+          <w:rFonts w:ascii="Arial" w:hAnsi="Arial" w:cs="Arial"/>
+        </w:rPr>
+        <w:t>número</w:t>
+      </w:r>
+      <w:r>
+        <w:rPr>
+          <w:rFonts w:ascii="Arial" w:hAnsi="Arial" w:cs="Arial"/>
+        </w:rPr>
+        <w:t xml:space="preserve"> de línea</w:t>
+      </w:r>
+    </w:p>
+    <w:p>
+      <w:pPr>
         <w:pStyle w:val="ListParagraph"/>
         <w:numPr>
           <w:ilvl w:val="0"/>
@@ -2641,7 +4531,7 @@
         <w:rPr>
           <w:rFonts w:ascii="Arial" w:hAnsi="Arial" w:cs="Arial"/>
         </w:rPr>
-        <w:t>Muestre las líneas del archivo hormigas que contiene las palabras hormigos u hormigas.</w:t>
+        <w:t>Muestre las líneas del archivo hormigas que contienen la palabra Utopia. ¿Qué número son?</w:t>
       </w:r>
     </w:p>
     <w:p>
@@ -2654,12 +4544,13 @@
       <w:r>
         <w:rPr>
           <w:rFonts w:ascii="Arial" w:hAnsi="Arial" w:cs="Arial"/>
+          <w:noProof/>
         </w:rPr>
         <w:drawing>
-          <wp:inline distT="0" distB="0" distL="0" distR="0" wp14:anchorId="40B4D942" wp14:editId="3C96EC72">
-            <wp:extent cx="5400040" cy="2247900"/>
+          <wp:inline distT="0" distB="0" distL="0" distR="0" wp14:anchorId="16EC4893" wp14:editId="1CF788DA">
+            <wp:extent cx="5400040" cy="1681480"/>
             <wp:effectExtent l="0" t="0" r="0" b="0"/>
-            <wp:docPr id="50" name="Picture 50"/>
+            <wp:docPr id="48" name="Picture 48"/>
             <wp:cNvGraphicFramePr>
               <a:graphicFrameLocks xmlns:a="http://schemas.openxmlformats.org/drawingml/2006/main" noChangeAspect="1"/>
             </wp:cNvGraphicFramePr>
@@ -2679,7 +4570,7 @@
                   <pic:spPr>
                     <a:xfrm>
                       <a:off x="0" y="0"/>
-                      <a:ext cx="5400040" cy="2247900"/>
+                      <a:ext cx="5400040" cy="1681480"/>
                     </a:xfrm>
                     <a:prstGeom prst="rect">
                       <a:avLst/>
@@ -2694,6 +4585,54 @@
     </w:p>
     <w:p>
       <w:pPr>
+        <w:ind w:left="360"/>
+        <w:rPr>
+          <w:rFonts w:ascii="Arial" w:hAnsi="Arial" w:cs="Arial"/>
+        </w:rPr>
+      </w:pPr>
+      <w:r>
+        <w:rPr>
+          <w:rFonts w:ascii="Arial" w:hAnsi="Arial" w:cs="Arial"/>
+        </w:rPr>
+        <w:t xml:space="preserve">En este solo es necesario hacer uso del comando </w:t>
+      </w:r>
+      <w:r>
+        <w:rPr>
+          <w:rFonts w:ascii="Arial" w:hAnsi="Arial" w:cs="Arial"/>
+          <w:b/>
+          <w:bCs/>
+        </w:rPr>
+        <w:t xml:space="preserve">grep </w:t>
+      </w:r>
+      <w:r>
+        <w:rPr>
+          <w:rFonts w:ascii="Arial" w:hAnsi="Arial" w:cs="Arial"/>
+        </w:rPr>
+        <w:t xml:space="preserve">e indicar en la cadena </w:t>
+      </w:r>
+      <w:r>
+        <w:rPr>
+          <w:rFonts w:ascii="Arial" w:hAnsi="Arial" w:cs="Arial"/>
+        </w:rPr>
+        <w:t>que seria “</w:t>
+      </w:r>
+      <w:r>
+        <w:rPr>
+          <w:rFonts w:ascii="Arial" w:hAnsi="Arial" w:cs="Arial"/>
+          <w:b/>
+          <w:bCs/>
+        </w:rPr>
+        <w:t xml:space="preserve">utopia” </w:t>
+      </w:r>
+      <w:r>
+        <w:rPr>
+          <w:rFonts w:ascii="Arial" w:hAnsi="Arial" w:cs="Arial"/>
+        </w:rPr>
+        <w:t>para que nos muestre en todas las líneas en donde aparece</w:t>
+      </w:r>
+    </w:p>
+    <w:p>
+      <w:pPr>
         <w:pStyle w:val="ListParagraph"/>
         <w:numPr>
           <w:ilvl w:val="0"/>
@@ -2701,13 +4640,17 @@
         </w:numPr>
         <w:rPr>
           <w:rFonts w:ascii="Arial" w:hAnsi="Arial" w:cs="Arial"/>
-        </w:rPr>
-      </w:pPr>
-      <w:r>
-        <w:rPr>
-          <w:rFonts w:ascii="Arial" w:hAnsi="Arial" w:cs="Arial"/>
-        </w:rPr>
-        <w:t>. Mostrar las líneas que no empiezan con F-G-H en asteriscos.</w:t>
+          <w:b/>
+          <w:bCs/>
+        </w:rPr>
+      </w:pPr>
+      <w:r>
+        <w:rPr>
+          <w:rFonts w:ascii="Arial" w:hAnsi="Arial" w:cs="Arial"/>
+          <w:b/>
+          <w:bCs/>
+        </w:rPr>
+        <w:t>Muestre la línea de lista que contiene el nombre Noemi al final.</w:t>
       </w:r>
     </w:p>
     <w:p>
@@ -2720,12 +4663,13 @@
       <w:r>
         <w:rPr>
           <w:rFonts w:ascii="Arial" w:hAnsi="Arial" w:cs="Arial"/>
+          <w:noProof/>
         </w:rPr>
         <w:drawing>
-          <wp:inline distT="0" distB="0" distL="0" distR="0" wp14:anchorId="0797959E" wp14:editId="519C294D">
-            <wp:extent cx="3048446" cy="3143885"/>
+          <wp:inline distT="0" distB="0" distL="0" distR="0" wp14:anchorId="430C6456" wp14:editId="3DB4A3FB">
+            <wp:extent cx="5400040" cy="555625"/>
             <wp:effectExtent l="0" t="0" r="0" b="0"/>
-            <wp:docPr id="51" name="Picture 51"/>
+            <wp:docPr id="49" name="Picture 49"/>
             <wp:cNvGraphicFramePr>
               <a:graphicFrameLocks xmlns:a="http://schemas.openxmlformats.org/drawingml/2006/main" noChangeAspect="1"/>
             </wp:cNvGraphicFramePr>
@@ -2745,6 +4689,207 @@
                   <pic:spPr>
                     <a:xfrm>
                       <a:off x="0" y="0"/>
+                      <a:ext cx="5400040" cy="555625"/>
+                    </a:xfrm>
+                    <a:prstGeom prst="rect">
+                      <a:avLst/>
+                    </a:prstGeom>
+                  </pic:spPr>
+                </pic:pic>
+              </a:graphicData>
+            </a:graphic>
+          </wp:inline>
+        </w:drawing>
+      </w:r>
+    </w:p>
+    <w:p>
+      <w:pPr>
+        <w:ind w:left="360"/>
+        <w:rPr>
+          <w:rFonts w:ascii="Arial" w:hAnsi="Arial" w:cs="Arial"/>
+        </w:rPr>
+      </w:pPr>
+      <w:r>
+        <w:rPr>
+          <w:rFonts w:ascii="Arial" w:hAnsi="Arial" w:cs="Arial"/>
+        </w:rPr>
+        <w:t xml:space="preserve">con el “comando” </w:t>
+      </w:r>
+      <w:r>
+        <w:rPr>
+          <w:rFonts w:ascii="Arial" w:hAnsi="Arial" w:cs="Arial"/>
+          <w:b/>
+          <w:bCs/>
+        </w:rPr>
+        <w:t xml:space="preserve">$ </w:t>
+      </w:r>
+      <w:r>
+        <w:rPr>
+          <w:rFonts w:ascii="Arial" w:hAnsi="Arial" w:cs="Arial"/>
+        </w:rPr>
+        <w:t xml:space="preserve">le indicamos que queremos que la línea termine con ese arreglo de caracteres. </w:t>
+      </w:r>
+    </w:p>
+    <w:p>
+      <w:pPr>
+        <w:pStyle w:val="ListParagraph"/>
+        <w:numPr>
+          <w:ilvl w:val="0"/>
+          <w:numId w:val="6"/>
+        </w:numPr>
+        <w:rPr>
+          <w:rFonts w:ascii="Arial" w:hAnsi="Arial" w:cs="Arial"/>
+        </w:rPr>
+      </w:pPr>
+      <w:r>
+        <w:rPr>
+          <w:rFonts w:ascii="Arial" w:hAnsi="Arial" w:cs="Arial"/>
+        </w:rPr>
+        <w:lastRenderedPageBreak/>
+        <w:t>Muestre las líneas del archivo hormigas que contiene las palabras hormigos u hormigas.</w:t>
+      </w:r>
+    </w:p>
+    <w:p>
+      <w:pPr>
+        <w:ind w:left="360"/>
+        <w:rPr>
+          <w:rFonts w:ascii="Arial" w:hAnsi="Arial" w:cs="Arial"/>
+        </w:rPr>
+      </w:pPr>
+      <w:r>
+        <w:rPr>
+          <w:rFonts w:ascii="Arial" w:hAnsi="Arial" w:cs="Arial"/>
+          <w:noProof/>
+        </w:rPr>
+        <w:drawing>
+          <wp:inline distT="0" distB="0" distL="0" distR="0" wp14:anchorId="40B4D942" wp14:editId="3C96EC72">
+            <wp:extent cx="5400040" cy="2247900"/>
+            <wp:effectExtent l="0" t="0" r="0" b="0"/>
+            <wp:docPr id="50" name="Picture 50"/>
+            <wp:cNvGraphicFramePr>
+              <a:graphicFrameLocks xmlns:a="http://schemas.openxmlformats.org/drawingml/2006/main" noChangeAspect="1"/>
+            </wp:cNvGraphicFramePr>
+            <a:graphic xmlns:a="http://schemas.openxmlformats.org/drawingml/2006/main">
+              <a:graphicData uri="http://schemas.openxmlformats.org/drawingml/2006/picture">
+                <pic:pic xmlns:pic="http://schemas.openxmlformats.org/drawingml/2006/picture">
+                  <pic:nvPicPr>
+                    <pic:cNvPr id="1" name=""/>
+                    <pic:cNvPicPr/>
+                  </pic:nvPicPr>
+                  <pic:blipFill>
+                    <a:blip r:embed="rId38"/>
+                    <a:stretch>
+                      <a:fillRect/>
+                    </a:stretch>
+                  </pic:blipFill>
+                  <pic:spPr>
+                    <a:xfrm>
+                      <a:off x="0" y="0"/>
+                      <a:ext cx="5400040" cy="2247900"/>
+                    </a:xfrm>
+                    <a:prstGeom prst="rect">
+                      <a:avLst/>
+                    </a:prstGeom>
+                  </pic:spPr>
+                </pic:pic>
+              </a:graphicData>
+            </a:graphic>
+          </wp:inline>
+        </w:drawing>
+      </w:r>
+    </w:p>
+    <w:p>
+      <w:pPr>
+        <w:ind w:left="360"/>
+        <w:rPr>
+          <w:rFonts w:ascii="Arial" w:hAnsi="Arial" w:cs="Arial"/>
+        </w:rPr>
+      </w:pPr>
+      <w:r>
+        <w:rPr>
+          <w:rFonts w:ascii="Arial" w:hAnsi="Arial" w:cs="Arial"/>
+        </w:rPr>
+        <w:t>Haciendo</w:t>
+      </w:r>
+      <w:r>
+        <w:rPr>
+          <w:rFonts w:ascii="Arial" w:hAnsi="Arial" w:cs="Arial"/>
+        </w:rPr>
+        <w:t xml:space="preserve"> el uso </w:t>
+      </w:r>
+      <w:r>
+        <w:rPr>
+          <w:rFonts w:ascii="Arial" w:hAnsi="Arial" w:cs="Arial"/>
+        </w:rPr>
+        <w:t xml:space="preserve">de expresiones regulares le decimos 2 cadenas que queremos que aparezcan en la línea del archivo, al menos 1 de esas 2 </w:t>
+      </w:r>
+      <w:r>
+        <w:rPr>
+          <w:rFonts w:ascii="Arial" w:hAnsi="Arial" w:cs="Arial"/>
+        </w:rPr>
+        <w:t>debería</w:t>
+      </w:r>
+      <w:r>
+        <w:rPr>
+          <w:rFonts w:ascii="Arial" w:hAnsi="Arial" w:cs="Arial"/>
+        </w:rPr>
+        <w:t xml:space="preserve"> de contener para ser contemplada como aprobada para ser mostrada</w:t>
+      </w:r>
+    </w:p>
+    <w:p>
+      <w:pPr>
+        <w:pStyle w:val="ListParagraph"/>
+        <w:numPr>
+          <w:ilvl w:val="0"/>
+          <w:numId w:val="6"/>
+        </w:numPr>
+        <w:rPr>
+          <w:rFonts w:ascii="Arial" w:hAnsi="Arial" w:cs="Arial"/>
+        </w:rPr>
+      </w:pPr>
+      <w:r>
+        <w:rPr>
+          <w:rFonts w:ascii="Arial" w:hAnsi="Arial" w:cs="Arial"/>
+        </w:rPr>
+        <w:t>. Mostrar las líneas que no empiezan con F-G-H en asteriscos.</w:t>
+      </w:r>
+    </w:p>
+    <w:p>
+      <w:pPr>
+        <w:ind w:left="360"/>
+        <w:rPr>
+          <w:rFonts w:ascii="Arial" w:hAnsi="Arial" w:cs="Arial"/>
+        </w:rPr>
+      </w:pPr>
+      <w:r>
+        <w:rPr>
+          <w:rFonts w:ascii="Arial" w:hAnsi="Arial" w:cs="Arial"/>
+          <w:noProof/>
+        </w:rPr>
+        <w:drawing>
+          <wp:inline distT="0" distB="0" distL="0" distR="0" wp14:anchorId="0797959E" wp14:editId="519C294D">
+            <wp:extent cx="3048446" cy="3143885"/>
+            <wp:effectExtent l="0" t="0" r="0" b="0"/>
+            <wp:docPr id="51" name="Picture 51"/>
+            <wp:cNvGraphicFramePr>
+              <a:graphicFrameLocks xmlns:a="http://schemas.openxmlformats.org/drawingml/2006/main" noChangeAspect="1"/>
+            </wp:cNvGraphicFramePr>
+            <a:graphic xmlns:a="http://schemas.openxmlformats.org/drawingml/2006/main">
+              <a:graphicData uri="http://schemas.openxmlformats.org/drawingml/2006/picture">
+                <pic:pic xmlns:pic="http://schemas.openxmlformats.org/drawingml/2006/picture">
+                  <pic:nvPicPr>
+                    <pic:cNvPr id="1" name=""/>
+                    <pic:cNvPicPr/>
+                  </pic:nvPicPr>
+                  <pic:blipFill>
+                    <a:blip r:embed="rId39"/>
+                    <a:stretch>
+                      <a:fillRect/>
+                    </a:stretch>
+                  </pic:blipFill>
+                  <pic:spPr>
+                    <a:xfrm>
+                      <a:off x="0" y="0"/>
                       <a:ext cx="3053003" cy="3148584"/>
                     </a:xfrm>
                     <a:prstGeom prst="rect">
@@ -2760,14 +4905,112 @@
     </w:p>
     <w:p>
       <w:pPr>
+        <w:ind w:left="360"/>
+        <w:rPr>
+          <w:rFonts w:ascii="Arial" w:hAnsi="Arial" w:cs="Arial"/>
+          <w:b/>
+          <w:bCs/>
+        </w:rPr>
+      </w:pPr>
+      <w:r>
+        <w:rPr>
+          <w:rFonts w:ascii="Arial" w:hAnsi="Arial" w:cs="Arial"/>
+        </w:rPr>
+        <w:t xml:space="preserve">Con </w:t>
+      </w:r>
+      <w:proofErr w:type="gramStart"/>
+      <w:r>
+        <w:rPr>
+          <w:rFonts w:ascii="Arial" w:hAnsi="Arial" w:cs="Arial"/>
+          <w:b/>
+          <w:bCs/>
+        </w:rPr>
+        <w:t>^</w:t>
+      </w:r>
+      <w:r>
+        <w:rPr>
+          <w:rFonts w:ascii="Arial" w:hAnsi="Arial" w:cs="Arial"/>
+          <w:b/>
+          <w:bCs/>
+        </w:rPr>
+        <w:t>[</w:t>
+      </w:r>
+      <w:proofErr w:type="gramEnd"/>
+      <w:r>
+        <w:rPr>
+          <w:rFonts w:ascii="Arial" w:hAnsi="Arial" w:cs="Arial"/>
+          <w:b/>
+          <w:bCs/>
+        </w:rPr>
+        <w:t xml:space="preserve">^ </w:t>
+      </w:r>
+      <w:r>
+        <w:rPr>
+          <w:rFonts w:ascii="Arial" w:hAnsi="Arial" w:cs="Arial"/>
+        </w:rPr>
+        <w:t xml:space="preserve">es como si </w:t>
+      </w:r>
+      <w:r>
+        <w:rPr>
+          <w:rFonts w:ascii="Arial" w:hAnsi="Arial" w:cs="Arial"/>
+        </w:rPr>
+        <w:t>hiciéramos</w:t>
+      </w:r>
+      <w:r>
+        <w:rPr>
+          <w:rFonts w:ascii="Arial" w:hAnsi="Arial" w:cs="Arial"/>
+        </w:rPr>
+        <w:t xml:space="preserve"> una </w:t>
+      </w:r>
+      <w:r>
+        <w:rPr>
+          <w:rFonts w:ascii="Arial" w:hAnsi="Arial" w:cs="Arial"/>
+        </w:rPr>
+        <w:t>negación</w:t>
+      </w:r>
+      <w:r>
+        <w:rPr>
+          <w:rFonts w:ascii="Arial" w:hAnsi="Arial" w:cs="Arial"/>
+        </w:rPr>
+        <w:t xml:space="preserve">, </w:t>
+      </w:r>
+      <w:r>
+        <w:rPr>
+          <w:rFonts w:ascii="Arial" w:hAnsi="Arial" w:cs="Arial"/>
+        </w:rPr>
+        <w:t>entonces</w:t>
+      </w:r>
+      <w:r>
+        <w:rPr>
+          <w:rFonts w:ascii="Arial" w:hAnsi="Arial" w:cs="Arial"/>
+        </w:rPr>
+        <w:t xml:space="preserve"> nos mostrara</w:t>
+      </w:r>
+      <w:r>
+        <w:rPr>
+          <w:rFonts w:ascii="Arial" w:hAnsi="Arial" w:cs="Arial"/>
+        </w:rPr>
+        <w:t xml:space="preserve"> en que líneas no empiezan con esos caracteres</w:t>
+      </w:r>
+      <w:r>
+        <w:rPr>
+          <w:rFonts w:ascii="Arial" w:hAnsi="Arial" w:cs="Arial"/>
+          <w:b/>
+          <w:bCs/>
+        </w:rPr>
+        <w:t xml:space="preserve"> </w:t>
+      </w:r>
+    </w:p>
+    <w:p>
+      <w:pPr>
         <w:rPr>
           <w:rFonts w:ascii="Arial" w:hAnsi="Arial" w:cs="Arial"/>
         </w:rPr>
       </w:pPr>
     </w:p>
     <w:sectPr>
-      <w:headerReference w:type="default" r:id="rId38"/>
-      <w:footerReference w:type="default" r:id="rId39"/>
+      <w:headerReference w:type="default" r:id="rId40"/>
+      <w:footerReference w:type="default" r:id="rId41"/>
       <w:pgSz w:w="11906" w:h="16838"/>
       <w:pgMar w:top="1417" w:right="1701" w:bottom="1417" w:left="1701" w:header="708" w:footer="708" w:gutter="0"/>
       <w:cols w:space="708"/>
